--- a/Lab Manual Docs/Exp_06_DFD_Diagrams.docx
+++ b/Lab Manual Docs/Exp_06_DFD_Diagrams.docx
@@ -2,6 +2,352 @@
 <file path=word/document.xml><?xml version="1.0" encoding="utf-8"?>
 <w:document xmlns:wpc="http://schemas.microsoft.com/office/word/2010/wordprocessingCanvas" xmlns:mo="http://schemas.microsoft.com/office/mac/office/2008/main" xmlns:mc="http://schemas.openxmlformats.org/markup-compatibility/2006" xmlns:mv="urn:schemas-microsoft-com:mac:vml" xmlns:o="urn:schemas-microsoft-com:office:office" xmlns:r="http://schemas.openxmlformats.org/officeDocument/2006/relationships" xmlns:m="http://schemas.openxmlformats.org/officeDocument/2006/math" xmlns:v="urn:schemas-microsoft-com:vml" xmlns:wp14="http://schemas.microsoft.com/office/word/2010/wordprocessingDrawing" xmlns:wp="http://schemas.openxmlformats.org/drawingml/2006/wordprocessingDrawing" xmlns:w10="urn:schemas-microsoft-com:office:word" xmlns:w="http://schemas.openxmlformats.org/wordprocessingml/2006/main" xmlns:w14="http://schemas.microsoft.com/office/word/2010/wordml" xmlns:wpg="http://schemas.microsoft.com/office/word/2010/wordprocessingGroup" xmlns:wpi="http://schemas.microsoft.com/office/word/2010/wordprocessingInk" xmlns:wne="http://schemas.microsoft.com/office/word/2006/wordml" xmlns:wps="http://schemas.microsoft.com/office/word/2010/wordprocessingShape" mc:Ignorable="w14 wp14">
   <w:body>
+    <w:tbl>
+      <w:tblPr>
+        <w:tblW w:type="auto" w:w="0"/>
+        <w:jc w:val="center"/>
+        <w:tblLook w:firstColumn="1" w:firstRow="1" w:lastColumn="0" w:lastRow="0" w:noHBand="0" w:noVBand="1" w:val="04A0"/>
+        <w:tblBorders>
+          <w:top w:val="single" w:sz="8" w:space="0" w:color="000000"/>
+          <w:left w:val="single" w:sz="8" w:space="0" w:color="000000"/>
+          <w:bottom w:val="single" w:sz="8" w:space="0" w:color="000000"/>
+          <w:right w:val="single" w:sz="8" w:space="0" w:color="000000"/>
+          <w:insideH w:val="single" w:sz="8" w:space="0" w:color="000000"/>
+          <w:insideV w:val="single" w:sz="8" w:space="0" w:color="000000"/>
+        </w:tblBorders>
+      </w:tblPr>
+      <w:tblGrid>
+        <w:gridCol w:w="4320"/>
+        <w:gridCol w:w="4320"/>
+      </w:tblGrid>
+      <w:tr>
+        <w:tc>
+          <w:tcPr>
+            <w:tcW w:type="dxa" w:w="2592"/>
+            <w:tcMar>
+              <w:top w:w="100" w:type="dxa"/>
+              <w:bottom w:w="100" w:type="dxa"/>
+              <w:left w:w="140" w:type="dxa"/>
+              <w:right w:w="140" w:type="dxa"/>
+            </w:tcMar>
+          </w:tcPr>
+          <w:p>
+            <w:pPr>
+              <w:spacing w:before="0" w:after="0" w:line="276" w:lineRule="auto"/>
+              <w:jc w:val="left"/>
+            </w:pPr>
+            <w:r>
+              <w:rPr>
+                <w:rFonts w:ascii="Calibri" w:hAnsi="Calibri"/>
+                <w:b/>
+                <w:color w:val="000000"/>
+                <w:sz w:val="21"/>
+              </w:rPr>
+              <w:t>NAME</w:t>
+            </w:r>
+          </w:p>
+        </w:tc>
+        <w:tc>
+          <w:tcPr>
+            <w:tcW w:type="dxa" w:w="6768"/>
+            <w:tcMar>
+              <w:top w:w="100" w:type="dxa"/>
+              <w:bottom w:w="100" w:type="dxa"/>
+              <w:left w:w="140" w:type="dxa"/>
+              <w:right w:w="140" w:type="dxa"/>
+            </w:tcMar>
+          </w:tcPr>
+          <w:p>
+            <w:pPr>
+              <w:spacing w:before="0" w:after="0" w:line="276" w:lineRule="auto"/>
+              <w:jc w:val="left"/>
+            </w:pPr>
+            <w:r>
+              <w:rPr>
+                <w:rFonts w:ascii="Calibri" w:hAnsi="Calibri"/>
+                <w:color w:val="000000"/>
+                <w:sz w:val="21"/>
+              </w:rPr>
+              <w:t>Kimaya Teli</w:t>
+              <w:br/>
+              <w:t>Abhishek kumar Kairamkonda</w:t>
+              <w:br/>
+              <w:t>Krishna Somani</w:t>
+            </w:r>
+          </w:p>
+        </w:tc>
+      </w:tr>
+      <w:tr>
+        <w:tc>
+          <w:tcPr>
+            <w:tcW w:type="dxa" w:w="2592"/>
+            <w:tcMar>
+              <w:top w:w="100" w:type="dxa"/>
+              <w:bottom w:w="100" w:type="dxa"/>
+              <w:left w:w="140" w:type="dxa"/>
+              <w:right w:w="140" w:type="dxa"/>
+            </w:tcMar>
+          </w:tcPr>
+          <w:p>
+            <w:pPr>
+              <w:spacing w:before="0" w:after="0" w:line="276" w:lineRule="auto"/>
+              <w:jc w:val="left"/>
+            </w:pPr>
+            <w:r>
+              <w:rPr>
+                <w:rFonts w:ascii="Calibri" w:hAnsi="Calibri"/>
+                <w:b/>
+                <w:color w:val="000000"/>
+                <w:sz w:val="21"/>
+              </w:rPr>
+              <w:t>ROLL NO</w:t>
+            </w:r>
+          </w:p>
+        </w:tc>
+        <w:tc>
+          <w:tcPr>
+            <w:tcW w:type="dxa" w:w="6768"/>
+            <w:tcMar>
+              <w:top w:w="100" w:type="dxa"/>
+              <w:bottom w:w="100" w:type="dxa"/>
+              <w:left w:w="140" w:type="dxa"/>
+              <w:right w:w="140" w:type="dxa"/>
+            </w:tcMar>
+          </w:tcPr>
+          <w:p>
+            <w:pPr>
+              <w:spacing w:before="0" w:after="0" w:line="276" w:lineRule="auto"/>
+              <w:jc w:val="left"/>
+            </w:pPr>
+            <w:r>
+              <w:rPr>
+                <w:rFonts w:ascii="Calibri" w:hAnsi="Calibri"/>
+                <w:color w:val="000000"/>
+                <w:sz w:val="21"/>
+              </w:rPr>
+              <w:t>24102C0079</w:t>
+              <w:br/>
+              <w:t>24102C0085</w:t>
+              <w:br/>
+              <w:t>24102C0067</w:t>
+            </w:r>
+          </w:p>
+        </w:tc>
+      </w:tr>
+      <w:tr>
+        <w:tc>
+          <w:tcPr>
+            <w:tcW w:type="dxa" w:w="2592"/>
+            <w:tcMar>
+              <w:top w:w="100" w:type="dxa"/>
+              <w:bottom w:w="100" w:type="dxa"/>
+              <w:left w:w="140" w:type="dxa"/>
+              <w:right w:w="140" w:type="dxa"/>
+            </w:tcMar>
+          </w:tcPr>
+          <w:p>
+            <w:pPr>
+              <w:spacing w:before="0" w:after="0" w:line="276" w:lineRule="auto"/>
+              <w:jc w:val="left"/>
+            </w:pPr>
+            <w:r>
+              <w:rPr>
+                <w:rFonts w:ascii="Calibri" w:hAnsi="Calibri"/>
+                <w:b/>
+                <w:color w:val="000000"/>
+                <w:sz w:val="21"/>
+              </w:rPr>
+              <w:t>BRANCH</w:t>
+            </w:r>
+          </w:p>
+        </w:tc>
+        <w:tc>
+          <w:tcPr>
+            <w:tcW w:type="dxa" w:w="6768"/>
+            <w:tcMar>
+              <w:top w:w="100" w:type="dxa"/>
+              <w:bottom w:w="100" w:type="dxa"/>
+              <w:left w:w="140" w:type="dxa"/>
+              <w:right w:w="140" w:type="dxa"/>
+            </w:tcMar>
+          </w:tcPr>
+          <w:p>
+            <w:pPr>
+              <w:spacing w:before="0" w:after="0" w:line="276" w:lineRule="auto"/>
+              <w:jc w:val="left"/>
+            </w:pPr>
+            <w:r>
+              <w:rPr>
+                <w:rFonts w:ascii="Calibri" w:hAnsi="Calibri"/>
+                <w:color w:val="000000"/>
+                <w:sz w:val="21"/>
+              </w:rPr>
+              <w:t>CMPN</w:t>
+            </w:r>
+          </w:p>
+        </w:tc>
+      </w:tr>
+      <w:tr>
+        <w:tc>
+          <w:tcPr>
+            <w:tcW w:type="dxa" w:w="2592"/>
+            <w:tcMar>
+              <w:top w:w="100" w:type="dxa"/>
+              <w:bottom w:w="100" w:type="dxa"/>
+              <w:left w:w="140" w:type="dxa"/>
+              <w:right w:w="140" w:type="dxa"/>
+            </w:tcMar>
+          </w:tcPr>
+          <w:p>
+            <w:pPr>
+              <w:spacing w:before="0" w:after="0" w:line="276" w:lineRule="auto"/>
+              <w:jc w:val="left"/>
+            </w:pPr>
+            <w:r>
+              <w:rPr>
+                <w:rFonts w:ascii="Calibri" w:hAnsi="Calibri"/>
+                <w:b/>
+                <w:color w:val="000000"/>
+                <w:sz w:val="21"/>
+              </w:rPr>
+              <w:t>DIV</w:t>
+            </w:r>
+          </w:p>
+        </w:tc>
+        <w:tc>
+          <w:tcPr>
+            <w:tcW w:type="dxa" w:w="6768"/>
+            <w:tcMar>
+              <w:top w:w="100" w:type="dxa"/>
+              <w:bottom w:w="100" w:type="dxa"/>
+              <w:left w:w="140" w:type="dxa"/>
+              <w:right w:w="140" w:type="dxa"/>
+            </w:tcMar>
+          </w:tcPr>
+          <w:p>
+            <w:pPr>
+              <w:spacing w:before="0" w:after="0" w:line="276" w:lineRule="auto"/>
+              <w:jc w:val="left"/>
+            </w:pPr>
+            <w:r>
+              <w:rPr>
+                <w:rFonts w:ascii="Calibri" w:hAnsi="Calibri"/>
+                <w:color w:val="000000"/>
+                <w:sz w:val="21"/>
+              </w:rPr>
+              <w:t>C</w:t>
+            </w:r>
+          </w:p>
+        </w:tc>
+      </w:tr>
+      <w:tr>
+        <w:tc>
+          <w:tcPr>
+            <w:tcW w:type="dxa" w:w="2592"/>
+            <w:tcMar>
+              <w:top w:w="100" w:type="dxa"/>
+              <w:bottom w:w="100" w:type="dxa"/>
+              <w:left w:w="140" w:type="dxa"/>
+              <w:right w:w="140" w:type="dxa"/>
+            </w:tcMar>
+          </w:tcPr>
+          <w:p>
+            <w:pPr>
+              <w:spacing w:before="0" w:after="0" w:line="276" w:lineRule="auto"/>
+              <w:jc w:val="left"/>
+            </w:pPr>
+            <w:r>
+              <w:rPr>
+                <w:rFonts w:ascii="Calibri" w:hAnsi="Calibri"/>
+                <w:b/>
+                <w:color w:val="000000"/>
+                <w:sz w:val="21"/>
+              </w:rPr>
+              <w:t>SUBJECT</w:t>
+            </w:r>
+          </w:p>
+        </w:tc>
+        <w:tc>
+          <w:tcPr>
+            <w:tcW w:type="dxa" w:w="6768"/>
+            <w:tcMar>
+              <w:top w:w="100" w:type="dxa"/>
+              <w:bottom w:w="100" w:type="dxa"/>
+              <w:left w:w="140" w:type="dxa"/>
+              <w:right w:w="140" w:type="dxa"/>
+            </w:tcMar>
+          </w:tcPr>
+          <w:p>
+            <w:pPr>
+              <w:spacing w:before="0" w:after="0" w:line="276" w:lineRule="auto"/>
+              <w:jc w:val="left"/>
+            </w:pPr>
+            <w:r>
+              <w:rPr>
+                <w:rFonts w:ascii="Calibri" w:hAnsi="Calibri"/>
+                <w:color w:val="000000"/>
+                <w:sz w:val="21"/>
+              </w:rPr>
+              <w:t>WDL LAB</w:t>
+            </w:r>
+          </w:p>
+        </w:tc>
+      </w:tr>
+      <w:tr>
+        <w:tc>
+          <w:tcPr>
+            <w:tcW w:type="dxa" w:w="2592"/>
+            <w:tcMar>
+              <w:top w:w="100" w:type="dxa"/>
+              <w:bottom w:w="100" w:type="dxa"/>
+              <w:left w:w="140" w:type="dxa"/>
+              <w:right w:w="140" w:type="dxa"/>
+            </w:tcMar>
+          </w:tcPr>
+          <w:p>
+            <w:pPr>
+              <w:spacing w:before="0" w:after="0" w:line="276" w:lineRule="auto"/>
+              <w:jc w:val="left"/>
+            </w:pPr>
+            <w:r>
+              <w:rPr>
+                <w:rFonts w:ascii="Calibri" w:hAnsi="Calibri"/>
+                <w:b/>
+                <w:color w:val="000000"/>
+                <w:sz w:val="21"/>
+              </w:rPr>
+              <w:t>FACULTY</w:t>
+            </w:r>
+          </w:p>
+        </w:tc>
+        <w:tc>
+          <w:tcPr>
+            <w:tcW w:type="dxa" w:w="6768"/>
+            <w:tcMar>
+              <w:top w:w="100" w:type="dxa"/>
+              <w:bottom w:w="100" w:type="dxa"/>
+              <w:left w:w="140" w:type="dxa"/>
+              <w:right w:w="140" w:type="dxa"/>
+            </w:tcMar>
+          </w:tcPr>
+          <w:p>
+            <w:pPr>
+              <w:spacing w:before="0" w:after="0" w:line="276" w:lineRule="auto"/>
+              <w:jc w:val="left"/>
+            </w:pPr>
+            <w:r>
+              <w:rPr>
+                <w:rFonts w:ascii="Calibri" w:hAnsi="Calibri"/>
+                <w:color w:val="000000"/>
+                <w:sz w:val="21"/>
+              </w:rPr>
+              <w:t>Dr. Ravindra Sangle</w:t>
+            </w:r>
+          </w:p>
+        </w:tc>
+      </w:tr>
+    </w:tbl>
+    <w:p/>
     <w:p>
       <w:pPr>
         <w:jc w:val="center"/>

--- a/Lab Manual Docs/Exp_06_DFD_Diagrams.docx
+++ b/Lab Manual Docs/Exp_06_DFD_Diagrams.docx
@@ -17,8 +17,8 @@
         </w:tblBorders>
       </w:tblPr>
       <w:tblGrid>
-        <w:gridCol w:w="4320"/>
-        <w:gridCol w:w="4320"/>
+        <w:gridCol w:w="4680"/>
+        <w:gridCol w:w="4680"/>
       </w:tblGrid>
       <w:tr>
         <w:tc>
@@ -356,7 +356,7 @@
         <w:rPr>
           <w:rFonts w:ascii="Calibri" w:hAnsi="Calibri"/>
           <w:b/>
-          <w:color w:val="555555"/>
+          <w:color w:val="444444"/>
           <w:sz w:val="26"/>
         </w:rPr>
         <w:t>SOFTWARE ENGINEERING &amp; WEB DEVELOPMENT LAB MANUAL</w:t>
@@ -370,7 +370,7 @@
         <w:rPr>
           <w:rFonts w:ascii="Calibri" w:hAnsi="Calibri"/>
           <w:i/>
-          <w:color w:val="7F8C8D"/>
+          <w:color w:val="666666"/>
           <w:sz w:val="20"/>
         </w:rPr>
         <w:t>PROJECT CASE STUDY: LEDGERLY — INVOICE &amp; QUOTATION GENERATOR PWA</w:t>
@@ -379,6 +379,7 @@
     <w:p>
       <w:pPr>
         <w:pStyle w:val="Heading1"/>
+        <w:spacing w:before="280" w:after="80"/>
         <w:jc w:val="left"/>
       </w:pPr>
       <w:r>
@@ -386,94 +387,2064 @@
           <w:rFonts w:ascii="Calibri" w:hAnsi="Calibri"/>
           <w:b/>
           <w:color w:val="1B4D4B"/>
-          <w:sz w:val="32"/>
+          <w:sz w:val="30"/>
         </w:rPr>
-        <w:t>Experiment No. 6: Prepare DFD – Data Flow Diagram for the Project Topic</w:t>
+        <w:t>Experiment No. 6: Prepare DFD - Data Flow Diagram for the Project Topic</w:t>
       </w:r>
     </w:p>
     <w:p/>
     <w:p>
       <w:pPr>
         <w:pStyle w:val="Heading2"/>
+        <w:spacing w:before="200" w:after="60"/>
       </w:pPr>
       <w:r>
         <w:rPr>
           <w:rFonts w:ascii="Calibri" w:hAnsi="Calibri"/>
           <w:b/>
           <w:color w:val="2C3E50"/>
-          <w:sz w:val="26"/>
+          <w:sz w:val="25"/>
         </w:rPr>
-        <w:t>1. Pre-Requisites</w:t>
+        <w:t>1. Aim &amp; Objectives</w:t>
       </w:r>
     </w:p>
     <w:p>
+      <w:pPr>
+        <w:spacing w:before="0" w:after="90" w:line="276" w:lineRule="auto"/>
+      </w:pPr>
       <w:r>
-        <w:t>• Understanding of structured systems analysis and Gane-Sarson / Yourdon DFD notations.</w:t>
-        <w:br/>
-        <w:t>• Knowledge of DFD elements: External Entities, Processes, Data Stores, and Data Flows.</w:t>
-        <w:br/>
-        <w:t>• Mastery of decomposition levels: Level 0 (Context Diagram), Level 1 (Subsystems), Level 2 (Low-Level Logic).</w:t>
+        <w:rPr>
+          <w:rFonts w:ascii="Calibri" w:hAnsi="Calibri"/>
+          <w:color w:val="1A202C"/>
+          <w:sz w:val="21"/>
+        </w:rPr>
+        <w:t>The objective of this experiment is to model the functional data transformation pipelines of the Ledgerly Invoicing Engine using multi-level Data Flow Diagrams (DFD) and a comprehensive Data Dictionary.</w:t>
+      </w:r>
+    </w:p>
+    <w:p>
+      <w:pPr>
+        <w:spacing w:before="0" w:after="90" w:line="276" w:lineRule="auto"/>
+      </w:pPr>
+      <w:r>
+        <w:rPr>
+          <w:rFonts w:ascii="Calibri" w:hAnsi="Calibri"/>
+          <w:color w:val="1A202C"/>
+          <w:sz w:val="21"/>
+        </w:rPr>
+        <w:t>Key Specific Objectives:</w:t>
+      </w:r>
+    </w:p>
+    <w:p>
+      <w:pPr>
+        <w:pStyle w:val="ListBullet"/>
+        <w:spacing w:before="0" w:after="50" w:line="276" w:lineRule="auto"/>
+      </w:pPr>
+      <w:r>
+        <w:rPr>
+          <w:rFonts w:ascii="Calibri" w:hAnsi="Calibri"/>
+          <w:b/>
+          <w:color w:val="1A202C"/>
+          <w:sz w:val="21"/>
+        </w:rPr>
+        <w:t xml:space="preserve">Context Modeling: </w:t>
+      </w:r>
+      <w:r>
+        <w:rPr>
+          <w:rFonts w:ascii="Calibri" w:hAnsi="Calibri"/>
+          <w:color w:val="1A202C"/>
+          <w:sz w:val="21"/>
+        </w:rPr>
+        <w:t>Construct a Level 0 Context Diagram defining global system boundaries and external entity interactions.</w:t>
+      </w:r>
+    </w:p>
+    <w:p>
+      <w:pPr>
+        <w:pStyle w:val="ListBullet"/>
+        <w:spacing w:before="0" w:after="50" w:line="276" w:lineRule="auto"/>
+      </w:pPr>
+      <w:r>
+        <w:rPr>
+          <w:rFonts w:ascii="Calibri" w:hAnsi="Calibri"/>
+          <w:b/>
+          <w:color w:val="1A202C"/>
+          <w:sz w:val="21"/>
+        </w:rPr>
+        <w:t xml:space="preserve">Functional Decomposition: </w:t>
+      </w:r>
+      <w:r>
+        <w:rPr>
+          <w:rFonts w:ascii="Calibri" w:hAnsi="Calibri"/>
+          <w:color w:val="1A202C"/>
+          <w:sz w:val="21"/>
+        </w:rPr>
+        <w:t>Decompose the system into a Level 1 DFD isolating authentication, customer directory, catalog, invoicing, payment settlement, and reporting processes.</w:t>
+      </w:r>
+    </w:p>
+    <w:p>
+      <w:pPr>
+        <w:pStyle w:val="ListBullet"/>
+        <w:spacing w:before="0" w:after="50" w:line="276" w:lineRule="auto"/>
+      </w:pPr>
+      <w:r>
+        <w:rPr>
+          <w:rFonts w:ascii="Calibri" w:hAnsi="Calibri"/>
+          <w:b/>
+          <w:color w:val="1A202C"/>
+          <w:sz w:val="21"/>
+        </w:rPr>
+        <w:t xml:space="preserve">Process Detail: </w:t>
+      </w:r>
+      <w:r>
+        <w:rPr>
+          <w:rFonts w:ascii="Calibri" w:hAnsi="Calibri"/>
+          <w:color w:val="1A202C"/>
+          <w:sz w:val="21"/>
+        </w:rPr>
+        <w:t>Construct a Level 2 DFD for the core Invoice Engine detailing subtotal computation, HSN tax breakdowns, offline QR synthesis, and local storage buffer writes.</w:t>
+      </w:r>
+    </w:p>
+    <w:p>
+      <w:pPr>
+        <w:pStyle w:val="ListBullet"/>
+        <w:spacing w:before="0" w:after="50" w:line="276" w:lineRule="auto"/>
+      </w:pPr>
+      <w:r>
+        <w:rPr>
+          <w:rFonts w:ascii="Calibri" w:hAnsi="Calibri"/>
+          <w:b/>
+          <w:color w:val="1A202C"/>
+          <w:sz w:val="21"/>
+        </w:rPr>
+        <w:t xml:space="preserve">Data Dictionary: </w:t>
+      </w:r>
+      <w:r>
+        <w:rPr>
+          <w:rFonts w:ascii="Calibri" w:hAnsi="Calibri"/>
+          <w:color w:val="1A202C"/>
+          <w:sz w:val="21"/>
+        </w:rPr>
+        <w:t>Define a formal Data Dictionary cataloging all data flows and persistent data stores.</w:t>
       </w:r>
     </w:p>
     <w:p>
       <w:pPr>
         <w:pStyle w:val="Heading2"/>
+        <w:spacing w:before="200" w:after="60"/>
       </w:pPr>
       <w:r>
         <w:rPr>
           <w:rFonts w:ascii="Calibri" w:hAnsi="Calibri"/>
           <w:b/>
           <w:color w:val="2C3E50"/>
-          <w:sz w:val="26"/>
+          <w:sz w:val="25"/>
         </w:rPr>
-        <w:t>2. Objective</w:t>
+        <w:t>2. Pre-Requisites</w:t>
       </w:r>
     </w:p>
     <w:p>
+      <w:pPr>
+        <w:pStyle w:val="ListBullet"/>
+        <w:spacing w:before="0" w:after="50" w:line="276" w:lineRule="auto"/>
+      </w:pPr>
       <w:r>
-        <w:t>To construct and analyze Level 0, Level 1, and Level 2 Data Flow Diagrams for Ledgerly, detailing data transformations from initial user input through invoice compilation, calculation, payment ledgering, and document export.</w:t>
+        <w:rPr>
+          <w:rFonts w:ascii="Calibri" w:hAnsi="Calibri"/>
+          <w:color w:val="1A202C"/>
+          <w:sz w:val="21"/>
+        </w:rPr>
+        <w:t>Principles of Structured Systems Analysis and Design (SSAD).</w:t>
+      </w:r>
+    </w:p>
+    <w:p>
+      <w:pPr>
+        <w:pStyle w:val="ListBullet"/>
+        <w:spacing w:before="0" w:after="50" w:line="276" w:lineRule="auto"/>
+      </w:pPr>
+      <w:r>
+        <w:rPr>
+          <w:rFonts w:ascii="Calibri" w:hAnsi="Calibri"/>
+          <w:color w:val="1A202C"/>
+          <w:sz w:val="21"/>
+        </w:rPr>
+        <w:t>DFD notation standards (Yourdon &amp; Coad / Gane &amp; Sarson): External Entities, Processes, Data Flows, and Data Stores.</w:t>
+      </w:r>
+    </w:p>
+    <w:p>
+      <w:pPr>
+        <w:pStyle w:val="ListBullet"/>
+        <w:spacing w:before="0" w:after="50" w:line="276" w:lineRule="auto"/>
+      </w:pPr>
+      <w:r>
+        <w:rPr>
+          <w:rFonts w:ascii="Calibri" w:hAnsi="Calibri"/>
+          <w:color w:val="1A202C"/>
+          <w:sz w:val="21"/>
+        </w:rPr>
+        <w:t>Rules of DFD balancing and conservation of data across hierarchical levels.</w:t>
       </w:r>
     </w:p>
     <w:p>
       <w:pPr>
         <w:pStyle w:val="Heading2"/>
+        <w:spacing w:before="200" w:after="60"/>
       </w:pPr>
       <w:r>
         <w:rPr>
           <w:rFonts w:ascii="Calibri" w:hAnsi="Calibri"/>
           <w:b/>
           <w:color w:val="2C3E50"/>
-          <w:sz w:val="26"/>
+          <w:sz w:val="25"/>
         </w:rPr>
-        <w:t>3. Identification of DFD Elements</w:t>
+        <w:t>Hardware &amp; Software Requirements</w:t>
       </w:r>
     </w:p>
-    <w:p>
-      <w:r>
-        <w:t>• External Entities: User / Business Owner, Client / Customer, External Services (QR API, Mail Client).</w:t>
-        <w:br/>
-        <w:t>• Data Stores: D1: User Accounts (ig_users), D2: Session (ig_session), D3: Invoices (ig_invoices), D4: Customers (ig_customers), D5: Enterprises (ig_enterprises).</w:t>
-        <w:br/>
-        <w:t>• Major Processes: 1.0 Auth &amp; Session, 2.0 Customer Management, 3.0 Invoice Compilation, 4.0 Calculation &amp; Tax Engine, 5.0 Payment Ledger, 6.0 Document Export.</w:t>
-      </w:r>
-    </w:p>
+    <w:tbl>
+      <w:tblPr>
+        <w:tblW w:type="auto" w:w="0"/>
+        <w:jc w:val="center"/>
+        <w:tblLayout w:type="fixed"/>
+        <w:tblLook w:firstColumn="1" w:firstRow="1" w:lastColumn="0" w:lastRow="0" w:noHBand="0" w:noVBand="1" w:val="04A0"/>
+        <w:tblBorders>
+          <w:top w:val="single" w:sz="4" w:space="0" w:color="D1D5DB"/>
+          <w:left w:val="single" w:sz="4" w:space="0" w:color="D1D5DB"/>
+          <w:bottom w:val="single" w:sz="4" w:space="0" w:color="D1D5DB"/>
+          <w:right w:val="single" w:sz="4" w:space="0" w:color="D1D5DB"/>
+          <w:insideH w:val="single" w:sz="4" w:space="0" w:color="D1D5DB"/>
+          <w:insideV w:val="single" w:sz="4" w:space="0" w:color="D1D5DB"/>
+        </w:tblBorders>
+      </w:tblPr>
+      <w:tblGrid>
+        <w:gridCol w:w="3120"/>
+        <w:gridCol w:w="3120"/>
+        <w:gridCol w:w="3120"/>
+      </w:tblGrid>
+      <w:tr>
+        <w:tc>
+          <w:tcPr>
+            <w:tcW w:type="dxa" w:w="2160"/>
+            <w:shd w:val="clear" w:color="auto" w:fill="1B4D4B"/>
+            <w:tcMar>
+              <w:top w:w="120" w:type="dxa"/>
+              <w:bottom w:w="120" w:type="dxa"/>
+              <w:left w:w="140" w:type="dxa"/>
+              <w:right w:w="140" w:type="dxa"/>
+            </w:tcMar>
+          </w:tcPr>
+          <w:p>
+            <w:pPr>
+              <w:spacing w:before="0" w:after="0"/>
+              <w:jc w:val="left"/>
+            </w:pPr>
+            <w:r>
+              <w:rPr>
+                <w:rFonts w:ascii="Calibri" w:hAnsi="Calibri"/>
+                <w:b/>
+                <w:color w:val="FFFFFF"/>
+                <w:sz w:val="20"/>
+              </w:rPr>
+              <w:t>Category</w:t>
+            </w:r>
+          </w:p>
+        </w:tc>
+        <w:tc>
+          <w:tcPr>
+            <w:tcW w:type="dxa" w:w="3168"/>
+            <w:shd w:val="clear" w:color="auto" w:fill="1B4D4B"/>
+            <w:tcMar>
+              <w:top w:w="120" w:type="dxa"/>
+              <w:bottom w:w="120" w:type="dxa"/>
+              <w:left w:w="140" w:type="dxa"/>
+              <w:right w:w="140" w:type="dxa"/>
+            </w:tcMar>
+          </w:tcPr>
+          <w:p>
+            <w:pPr>
+              <w:spacing w:before="0" w:after="0"/>
+              <w:jc w:val="left"/>
+            </w:pPr>
+            <w:r>
+              <w:rPr>
+                <w:rFonts w:ascii="Calibri" w:hAnsi="Calibri"/>
+                <w:b/>
+                <w:color w:val="FFFFFF"/>
+                <w:sz w:val="20"/>
+              </w:rPr>
+              <w:t>Component / Specification</w:t>
+            </w:r>
+          </w:p>
+        </w:tc>
+        <w:tc>
+          <w:tcPr>
+            <w:tcW w:type="dxa" w:w="4032"/>
+            <w:shd w:val="clear" w:color="auto" w:fill="1B4D4B"/>
+            <w:tcMar>
+              <w:top w:w="120" w:type="dxa"/>
+              <w:bottom w:w="120" w:type="dxa"/>
+              <w:left w:w="140" w:type="dxa"/>
+              <w:right w:w="140" w:type="dxa"/>
+            </w:tcMar>
+          </w:tcPr>
+          <w:p>
+            <w:pPr>
+              <w:spacing w:before="0" w:after="0"/>
+              <w:jc w:val="left"/>
+            </w:pPr>
+            <w:r>
+              <w:rPr>
+                <w:rFonts w:ascii="Calibri" w:hAnsi="Calibri"/>
+                <w:b/>
+                <w:color w:val="FFFFFF"/>
+                <w:sz w:val="20"/>
+              </w:rPr>
+              <w:t>Minimum Recommended Configuration</w:t>
+            </w:r>
+          </w:p>
+        </w:tc>
+      </w:tr>
+      <w:tr>
+        <w:tc>
+          <w:tcPr>
+            <w:tcW w:type="dxa" w:w="2160"/>
+            <w:shd w:val="clear" w:color="auto" w:fill="FFFFFF"/>
+            <w:tcMar>
+              <w:top w:w="100" w:type="dxa"/>
+              <w:bottom w:w="100" w:type="dxa"/>
+              <w:left w:w="140" w:type="dxa"/>
+              <w:right w:w="140" w:type="dxa"/>
+            </w:tcMar>
+          </w:tcPr>
+          <w:p>
+            <w:pPr>
+              <w:spacing w:before="0" w:after="0" w:line="276" w:lineRule="auto"/>
+              <w:jc w:val="left"/>
+            </w:pPr>
+            <w:r>
+              <w:rPr>
+                <w:rFonts w:ascii="Calibri" w:hAnsi="Calibri"/>
+                <w:color w:val="1A202C"/>
+                <w:sz w:val="19"/>
+              </w:rPr>
+              <w:t>Hardware</w:t>
+            </w:r>
+          </w:p>
+        </w:tc>
+        <w:tc>
+          <w:tcPr>
+            <w:tcW w:type="dxa" w:w="3168"/>
+            <w:shd w:val="clear" w:color="auto" w:fill="FFFFFF"/>
+            <w:tcMar>
+              <w:top w:w="100" w:type="dxa"/>
+              <w:bottom w:w="100" w:type="dxa"/>
+              <w:left w:w="140" w:type="dxa"/>
+              <w:right w:w="140" w:type="dxa"/>
+            </w:tcMar>
+          </w:tcPr>
+          <w:p>
+            <w:pPr>
+              <w:spacing w:before="0" w:after="0" w:line="276" w:lineRule="auto"/>
+              <w:jc w:val="left"/>
+            </w:pPr>
+            <w:r>
+              <w:rPr>
+                <w:rFonts w:ascii="Calibri" w:hAnsi="Calibri"/>
+                <w:color w:val="1A202C"/>
+                <w:sz w:val="19"/>
+              </w:rPr>
+              <w:t>Processor / CPU</w:t>
+            </w:r>
+          </w:p>
+        </w:tc>
+        <w:tc>
+          <w:tcPr>
+            <w:tcW w:type="dxa" w:w="4032"/>
+            <w:shd w:val="clear" w:color="auto" w:fill="FFFFFF"/>
+            <w:tcMar>
+              <w:top w:w="100" w:type="dxa"/>
+              <w:bottom w:w="100" w:type="dxa"/>
+              <w:left w:w="140" w:type="dxa"/>
+              <w:right w:w="140" w:type="dxa"/>
+            </w:tcMar>
+          </w:tcPr>
+          <w:p>
+            <w:pPr>
+              <w:spacing w:before="0" w:after="0" w:line="276" w:lineRule="auto"/>
+              <w:jc w:val="left"/>
+            </w:pPr>
+            <w:r>
+              <w:rPr>
+                <w:rFonts w:ascii="Calibri" w:hAnsi="Calibri"/>
+                <w:color w:val="1A202C"/>
+                <w:sz w:val="19"/>
+              </w:rPr>
+              <w:t>Intel Core i5 / AMD Ryzen 5 or higher (minimum 2.0 GHz)</w:t>
+            </w:r>
+          </w:p>
+        </w:tc>
+      </w:tr>
+      <w:tr>
+        <w:tc>
+          <w:tcPr>
+            <w:tcW w:type="dxa" w:w="2160"/>
+            <w:shd w:val="clear" w:color="auto" w:fill="F7FAFC"/>
+            <w:tcMar>
+              <w:top w:w="100" w:type="dxa"/>
+              <w:bottom w:w="100" w:type="dxa"/>
+              <w:left w:w="140" w:type="dxa"/>
+              <w:right w:w="140" w:type="dxa"/>
+            </w:tcMar>
+          </w:tcPr>
+          <w:p>
+            <w:pPr>
+              <w:spacing w:before="0" w:after="0" w:line="276" w:lineRule="auto"/>
+              <w:jc w:val="left"/>
+            </w:pPr>
+            <w:r>
+              <w:rPr>
+                <w:rFonts w:ascii="Calibri" w:hAnsi="Calibri"/>
+                <w:color w:val="1A202C"/>
+                <w:sz w:val="19"/>
+              </w:rPr>
+              <w:t>Hardware</w:t>
+            </w:r>
+          </w:p>
+        </w:tc>
+        <w:tc>
+          <w:tcPr>
+            <w:tcW w:type="dxa" w:w="3168"/>
+            <w:shd w:val="clear" w:color="auto" w:fill="F7FAFC"/>
+            <w:tcMar>
+              <w:top w:w="100" w:type="dxa"/>
+              <w:bottom w:w="100" w:type="dxa"/>
+              <w:left w:w="140" w:type="dxa"/>
+              <w:right w:w="140" w:type="dxa"/>
+            </w:tcMar>
+          </w:tcPr>
+          <w:p>
+            <w:pPr>
+              <w:spacing w:before="0" w:after="0" w:line="276" w:lineRule="auto"/>
+              <w:jc w:val="left"/>
+            </w:pPr>
+            <w:r>
+              <w:rPr>
+                <w:rFonts w:ascii="Calibri" w:hAnsi="Calibri"/>
+                <w:color w:val="1A202C"/>
+                <w:sz w:val="19"/>
+              </w:rPr>
+              <w:t>System Memory (RAM)</w:t>
+            </w:r>
+          </w:p>
+        </w:tc>
+        <w:tc>
+          <w:tcPr>
+            <w:tcW w:type="dxa" w:w="4032"/>
+            <w:shd w:val="clear" w:color="auto" w:fill="F7FAFC"/>
+            <w:tcMar>
+              <w:top w:w="100" w:type="dxa"/>
+              <w:bottom w:w="100" w:type="dxa"/>
+              <w:left w:w="140" w:type="dxa"/>
+              <w:right w:w="140" w:type="dxa"/>
+            </w:tcMar>
+          </w:tcPr>
+          <w:p>
+            <w:pPr>
+              <w:spacing w:before="0" w:after="0" w:line="276" w:lineRule="auto"/>
+              <w:jc w:val="left"/>
+            </w:pPr>
+            <w:r>
+              <w:rPr>
+                <w:rFonts w:ascii="Calibri" w:hAnsi="Calibri"/>
+                <w:color w:val="1A202C"/>
+                <w:sz w:val="19"/>
+              </w:rPr>
+              <w:t>8.0 GB RAM or higher recommended</w:t>
+            </w:r>
+          </w:p>
+        </w:tc>
+      </w:tr>
+      <w:tr>
+        <w:tc>
+          <w:tcPr>
+            <w:tcW w:type="dxa" w:w="2160"/>
+            <w:shd w:val="clear" w:color="auto" w:fill="FFFFFF"/>
+            <w:tcMar>
+              <w:top w:w="100" w:type="dxa"/>
+              <w:bottom w:w="100" w:type="dxa"/>
+              <w:left w:w="140" w:type="dxa"/>
+              <w:right w:w="140" w:type="dxa"/>
+            </w:tcMar>
+          </w:tcPr>
+          <w:p>
+            <w:pPr>
+              <w:spacing w:before="0" w:after="0" w:line="276" w:lineRule="auto"/>
+              <w:jc w:val="left"/>
+            </w:pPr>
+            <w:r>
+              <w:rPr>
+                <w:rFonts w:ascii="Calibri" w:hAnsi="Calibri"/>
+                <w:color w:val="1A202C"/>
+                <w:sz w:val="19"/>
+              </w:rPr>
+              <w:t>Hardware</w:t>
+            </w:r>
+          </w:p>
+        </w:tc>
+        <w:tc>
+          <w:tcPr>
+            <w:tcW w:type="dxa" w:w="3168"/>
+            <w:shd w:val="clear" w:color="auto" w:fill="FFFFFF"/>
+            <w:tcMar>
+              <w:top w:w="100" w:type="dxa"/>
+              <w:bottom w:w="100" w:type="dxa"/>
+              <w:left w:w="140" w:type="dxa"/>
+              <w:right w:w="140" w:type="dxa"/>
+            </w:tcMar>
+          </w:tcPr>
+          <w:p>
+            <w:pPr>
+              <w:spacing w:before="0" w:after="0" w:line="276" w:lineRule="auto"/>
+              <w:jc w:val="left"/>
+            </w:pPr>
+            <w:r>
+              <w:rPr>
+                <w:rFonts w:ascii="Calibri" w:hAnsi="Calibri"/>
+                <w:color w:val="1A202C"/>
+                <w:sz w:val="19"/>
+              </w:rPr>
+              <w:t>Storage / Disk</w:t>
+            </w:r>
+          </w:p>
+        </w:tc>
+        <w:tc>
+          <w:tcPr>
+            <w:tcW w:type="dxa" w:w="4032"/>
+            <w:shd w:val="clear" w:color="auto" w:fill="FFFFFF"/>
+            <w:tcMar>
+              <w:top w:w="100" w:type="dxa"/>
+              <w:bottom w:w="100" w:type="dxa"/>
+              <w:left w:w="140" w:type="dxa"/>
+              <w:right w:w="140" w:type="dxa"/>
+            </w:tcMar>
+          </w:tcPr>
+          <w:p>
+            <w:pPr>
+              <w:spacing w:before="0" w:after="0" w:line="276" w:lineRule="auto"/>
+              <w:jc w:val="left"/>
+            </w:pPr>
+            <w:r>
+              <w:rPr>
+                <w:rFonts w:ascii="Calibri" w:hAnsi="Calibri"/>
+                <w:color w:val="1A202C"/>
+                <w:sz w:val="19"/>
+              </w:rPr>
+              <w:t>256 GB SSD (Minimum 500 MB free workspace space)</w:t>
+            </w:r>
+          </w:p>
+        </w:tc>
+      </w:tr>
+      <w:tr>
+        <w:tc>
+          <w:tcPr>
+            <w:tcW w:type="dxa" w:w="2160"/>
+            <w:shd w:val="clear" w:color="auto" w:fill="F7FAFC"/>
+            <w:tcMar>
+              <w:top w:w="100" w:type="dxa"/>
+              <w:bottom w:w="100" w:type="dxa"/>
+              <w:left w:w="140" w:type="dxa"/>
+              <w:right w:w="140" w:type="dxa"/>
+            </w:tcMar>
+          </w:tcPr>
+          <w:p>
+            <w:pPr>
+              <w:spacing w:before="0" w:after="0" w:line="276" w:lineRule="auto"/>
+              <w:jc w:val="left"/>
+            </w:pPr>
+            <w:r>
+              <w:rPr>
+                <w:rFonts w:ascii="Calibri" w:hAnsi="Calibri"/>
+                <w:color w:val="1A202C"/>
+                <w:sz w:val="19"/>
+              </w:rPr>
+              <w:t>Hardware</w:t>
+            </w:r>
+          </w:p>
+        </w:tc>
+        <w:tc>
+          <w:tcPr>
+            <w:tcW w:type="dxa" w:w="3168"/>
+            <w:shd w:val="clear" w:color="auto" w:fill="F7FAFC"/>
+            <w:tcMar>
+              <w:top w:w="100" w:type="dxa"/>
+              <w:bottom w:w="100" w:type="dxa"/>
+              <w:left w:w="140" w:type="dxa"/>
+              <w:right w:w="140" w:type="dxa"/>
+            </w:tcMar>
+          </w:tcPr>
+          <w:p>
+            <w:pPr>
+              <w:spacing w:before="0" w:after="0" w:line="276" w:lineRule="auto"/>
+              <w:jc w:val="left"/>
+            </w:pPr>
+            <w:r>
+              <w:rPr>
+                <w:rFonts w:ascii="Calibri" w:hAnsi="Calibri"/>
+                <w:color w:val="1A202C"/>
+                <w:sz w:val="19"/>
+              </w:rPr>
+              <w:t>Display / Resolution</w:t>
+            </w:r>
+          </w:p>
+        </w:tc>
+        <w:tc>
+          <w:tcPr>
+            <w:tcW w:type="dxa" w:w="4032"/>
+            <w:shd w:val="clear" w:color="auto" w:fill="F7FAFC"/>
+            <w:tcMar>
+              <w:top w:w="100" w:type="dxa"/>
+              <w:bottom w:w="100" w:type="dxa"/>
+              <w:left w:w="140" w:type="dxa"/>
+              <w:right w:w="140" w:type="dxa"/>
+            </w:tcMar>
+          </w:tcPr>
+          <w:p>
+            <w:pPr>
+              <w:spacing w:before="0" w:after="0" w:line="276" w:lineRule="auto"/>
+              <w:jc w:val="left"/>
+            </w:pPr>
+            <w:r>
+              <w:rPr>
+                <w:rFonts w:ascii="Calibri" w:hAnsi="Calibri"/>
+                <w:color w:val="1A202C"/>
+                <w:sz w:val="19"/>
+              </w:rPr>
+              <w:t>1920 x 1080 Full HD (Responsive down to 360 x 640 mobile viewports)</w:t>
+            </w:r>
+          </w:p>
+        </w:tc>
+      </w:tr>
+      <w:tr>
+        <w:tc>
+          <w:tcPr>
+            <w:tcW w:type="dxa" w:w="2160"/>
+            <w:shd w:val="clear" w:color="auto" w:fill="FFFFFF"/>
+            <w:tcMar>
+              <w:top w:w="100" w:type="dxa"/>
+              <w:bottom w:w="100" w:type="dxa"/>
+              <w:left w:w="140" w:type="dxa"/>
+              <w:right w:w="140" w:type="dxa"/>
+            </w:tcMar>
+          </w:tcPr>
+          <w:p>
+            <w:pPr>
+              <w:spacing w:before="0" w:after="0" w:line="276" w:lineRule="auto"/>
+              <w:jc w:val="left"/>
+            </w:pPr>
+            <w:r>
+              <w:rPr>
+                <w:rFonts w:ascii="Calibri" w:hAnsi="Calibri"/>
+                <w:color w:val="1A202C"/>
+                <w:sz w:val="19"/>
+              </w:rPr>
+              <w:t>Software / Runtime</w:t>
+            </w:r>
+          </w:p>
+        </w:tc>
+        <w:tc>
+          <w:tcPr>
+            <w:tcW w:type="dxa" w:w="3168"/>
+            <w:shd w:val="clear" w:color="auto" w:fill="FFFFFF"/>
+            <w:tcMar>
+              <w:top w:w="100" w:type="dxa"/>
+              <w:bottom w:w="100" w:type="dxa"/>
+              <w:left w:w="140" w:type="dxa"/>
+              <w:right w:w="140" w:type="dxa"/>
+            </w:tcMar>
+          </w:tcPr>
+          <w:p>
+            <w:pPr>
+              <w:spacing w:before="0" w:after="0" w:line="276" w:lineRule="auto"/>
+              <w:jc w:val="left"/>
+            </w:pPr>
+            <w:r>
+              <w:rPr>
+                <w:rFonts w:ascii="Calibri" w:hAnsi="Calibri"/>
+                <w:color w:val="1A202C"/>
+                <w:sz w:val="19"/>
+              </w:rPr>
+              <w:t>Operating System</w:t>
+            </w:r>
+          </w:p>
+        </w:tc>
+        <w:tc>
+          <w:tcPr>
+            <w:tcW w:type="dxa" w:w="4032"/>
+            <w:shd w:val="clear" w:color="auto" w:fill="FFFFFF"/>
+            <w:tcMar>
+              <w:top w:w="100" w:type="dxa"/>
+              <w:bottom w:w="100" w:type="dxa"/>
+              <w:left w:w="140" w:type="dxa"/>
+              <w:right w:w="140" w:type="dxa"/>
+            </w:tcMar>
+          </w:tcPr>
+          <w:p>
+            <w:pPr>
+              <w:spacing w:before="0" w:after="0" w:line="276" w:lineRule="auto"/>
+              <w:jc w:val="left"/>
+            </w:pPr>
+            <w:r>
+              <w:rPr>
+                <w:rFonts w:ascii="Calibri" w:hAnsi="Calibri"/>
+                <w:color w:val="1A202C"/>
+                <w:sz w:val="19"/>
+              </w:rPr>
+              <w:t>Windows 11 / 10 (64-bit) / Ubuntu Linux / macOS</w:t>
+            </w:r>
+          </w:p>
+        </w:tc>
+      </w:tr>
+      <w:tr>
+        <w:tc>
+          <w:tcPr>
+            <w:tcW w:type="dxa" w:w="2160"/>
+            <w:shd w:val="clear" w:color="auto" w:fill="F7FAFC"/>
+            <w:tcMar>
+              <w:top w:w="100" w:type="dxa"/>
+              <w:bottom w:w="100" w:type="dxa"/>
+              <w:left w:w="140" w:type="dxa"/>
+              <w:right w:w="140" w:type="dxa"/>
+            </w:tcMar>
+          </w:tcPr>
+          <w:p>
+            <w:pPr>
+              <w:spacing w:before="0" w:after="0" w:line="276" w:lineRule="auto"/>
+              <w:jc w:val="left"/>
+            </w:pPr>
+            <w:r>
+              <w:rPr>
+                <w:rFonts w:ascii="Calibri" w:hAnsi="Calibri"/>
+                <w:color w:val="1A202C"/>
+                <w:sz w:val="19"/>
+              </w:rPr>
+              <w:t>Software / Runtime</w:t>
+            </w:r>
+          </w:p>
+        </w:tc>
+        <w:tc>
+          <w:tcPr>
+            <w:tcW w:type="dxa" w:w="3168"/>
+            <w:shd w:val="clear" w:color="auto" w:fill="F7FAFC"/>
+            <w:tcMar>
+              <w:top w:w="100" w:type="dxa"/>
+              <w:bottom w:w="100" w:type="dxa"/>
+              <w:left w:w="140" w:type="dxa"/>
+              <w:right w:w="140" w:type="dxa"/>
+            </w:tcMar>
+          </w:tcPr>
+          <w:p>
+            <w:pPr>
+              <w:spacing w:before="0" w:after="0" w:line="276" w:lineRule="auto"/>
+              <w:jc w:val="left"/>
+            </w:pPr>
+            <w:r>
+              <w:rPr>
+                <w:rFonts w:ascii="Calibri" w:hAnsi="Calibri"/>
+                <w:color w:val="1A202C"/>
+                <w:sz w:val="19"/>
+              </w:rPr>
+              <w:t>Web Browser</w:t>
+            </w:r>
+          </w:p>
+        </w:tc>
+        <w:tc>
+          <w:tcPr>
+            <w:tcW w:type="dxa" w:w="4032"/>
+            <w:shd w:val="clear" w:color="auto" w:fill="F7FAFC"/>
+            <w:tcMar>
+              <w:top w:w="100" w:type="dxa"/>
+              <w:bottom w:w="100" w:type="dxa"/>
+              <w:left w:w="140" w:type="dxa"/>
+              <w:right w:w="140" w:type="dxa"/>
+            </w:tcMar>
+          </w:tcPr>
+          <w:p>
+            <w:pPr>
+              <w:spacing w:before="0" w:after="0" w:line="276" w:lineRule="auto"/>
+              <w:jc w:val="left"/>
+            </w:pPr>
+            <w:r>
+              <w:rPr>
+                <w:rFonts w:ascii="Calibri" w:hAnsi="Calibri"/>
+                <w:color w:val="1A202C"/>
+                <w:sz w:val="19"/>
+              </w:rPr>
+              <w:t>Google Chrome (v110+), Mozilla Firefox (v115+), Microsoft Edge</w:t>
+            </w:r>
+          </w:p>
+        </w:tc>
+      </w:tr>
+      <w:tr>
+        <w:tc>
+          <w:tcPr>
+            <w:tcW w:type="dxa" w:w="2160"/>
+            <w:shd w:val="clear" w:color="auto" w:fill="FFFFFF"/>
+            <w:tcMar>
+              <w:top w:w="100" w:type="dxa"/>
+              <w:bottom w:w="100" w:type="dxa"/>
+              <w:left w:w="140" w:type="dxa"/>
+              <w:right w:w="140" w:type="dxa"/>
+            </w:tcMar>
+          </w:tcPr>
+          <w:p>
+            <w:pPr>
+              <w:spacing w:before="0" w:after="0" w:line="276" w:lineRule="auto"/>
+              <w:jc w:val="left"/>
+            </w:pPr>
+            <w:r>
+              <w:rPr>
+                <w:rFonts w:ascii="Calibri" w:hAnsi="Calibri"/>
+                <w:color w:val="1A202C"/>
+                <w:sz w:val="19"/>
+              </w:rPr>
+              <w:t>Software / Runtime</w:t>
+            </w:r>
+          </w:p>
+        </w:tc>
+        <w:tc>
+          <w:tcPr>
+            <w:tcW w:type="dxa" w:w="3168"/>
+            <w:shd w:val="clear" w:color="auto" w:fill="FFFFFF"/>
+            <w:tcMar>
+              <w:top w:w="100" w:type="dxa"/>
+              <w:bottom w:w="100" w:type="dxa"/>
+              <w:left w:w="140" w:type="dxa"/>
+              <w:right w:w="140" w:type="dxa"/>
+            </w:tcMar>
+          </w:tcPr>
+          <w:p>
+            <w:pPr>
+              <w:spacing w:before="0" w:after="0" w:line="276" w:lineRule="auto"/>
+              <w:jc w:val="left"/>
+            </w:pPr>
+            <w:r>
+              <w:rPr>
+                <w:rFonts w:ascii="Calibri" w:hAnsi="Calibri"/>
+                <w:color w:val="1A202C"/>
+                <w:sz w:val="19"/>
+              </w:rPr>
+              <w:t>Core Technologies</w:t>
+            </w:r>
+          </w:p>
+        </w:tc>
+        <w:tc>
+          <w:tcPr>
+            <w:tcW w:type="dxa" w:w="4032"/>
+            <w:shd w:val="clear" w:color="auto" w:fill="FFFFFF"/>
+            <w:tcMar>
+              <w:top w:w="100" w:type="dxa"/>
+              <w:bottom w:w="100" w:type="dxa"/>
+              <w:left w:w="140" w:type="dxa"/>
+              <w:right w:w="140" w:type="dxa"/>
+            </w:tcMar>
+          </w:tcPr>
+          <w:p>
+            <w:pPr>
+              <w:spacing w:before="0" w:after="0" w:line="276" w:lineRule="auto"/>
+              <w:jc w:val="left"/>
+            </w:pPr>
+            <w:r>
+              <w:rPr>
+                <w:rFonts w:ascii="Calibri" w:hAnsi="Calibri"/>
+                <w:color w:val="1A202C"/>
+                <w:sz w:val="19"/>
+              </w:rPr>
+              <w:t>HTML5, Vanilla CSS3 (Custom Variables), ECMAScript 2022 (Pure Vanilla JS)</w:t>
+            </w:r>
+          </w:p>
+        </w:tc>
+      </w:tr>
+      <w:tr>
+        <w:tc>
+          <w:tcPr>
+            <w:tcW w:type="dxa" w:w="2160"/>
+            <w:shd w:val="clear" w:color="auto" w:fill="F7FAFC"/>
+            <w:tcMar>
+              <w:top w:w="100" w:type="dxa"/>
+              <w:bottom w:w="100" w:type="dxa"/>
+              <w:left w:w="140" w:type="dxa"/>
+              <w:right w:w="140" w:type="dxa"/>
+            </w:tcMar>
+          </w:tcPr>
+          <w:p>
+            <w:pPr>
+              <w:spacing w:before="0" w:after="0" w:line="276" w:lineRule="auto"/>
+              <w:jc w:val="left"/>
+            </w:pPr>
+            <w:r>
+              <w:rPr>
+                <w:rFonts w:ascii="Calibri" w:hAnsi="Calibri"/>
+                <w:color w:val="1A202C"/>
+                <w:sz w:val="19"/>
+              </w:rPr>
+              <w:t>Software / Runtime</w:t>
+            </w:r>
+          </w:p>
+        </w:tc>
+        <w:tc>
+          <w:tcPr>
+            <w:tcW w:type="dxa" w:w="3168"/>
+            <w:shd w:val="clear" w:color="auto" w:fill="F7FAFC"/>
+            <w:tcMar>
+              <w:top w:w="100" w:type="dxa"/>
+              <w:bottom w:w="100" w:type="dxa"/>
+              <w:left w:w="140" w:type="dxa"/>
+              <w:right w:w="140" w:type="dxa"/>
+            </w:tcMar>
+          </w:tcPr>
+          <w:p>
+            <w:pPr>
+              <w:spacing w:before="0" w:after="0" w:line="276" w:lineRule="auto"/>
+              <w:jc w:val="left"/>
+            </w:pPr>
+            <w:r>
+              <w:rPr>
+                <w:rFonts w:ascii="Calibri" w:hAnsi="Calibri"/>
+                <w:color w:val="1A202C"/>
+                <w:sz w:val="19"/>
+              </w:rPr>
+              <w:t>Runtime &amp; Tooling</w:t>
+            </w:r>
+          </w:p>
+        </w:tc>
+        <w:tc>
+          <w:tcPr>
+            <w:tcW w:type="dxa" w:w="4032"/>
+            <w:shd w:val="clear" w:color="auto" w:fill="F7FAFC"/>
+            <w:tcMar>
+              <w:top w:w="100" w:type="dxa"/>
+              <w:bottom w:w="100" w:type="dxa"/>
+              <w:left w:w="140" w:type="dxa"/>
+              <w:right w:w="140" w:type="dxa"/>
+            </w:tcMar>
+          </w:tcPr>
+          <w:p>
+            <w:pPr>
+              <w:spacing w:before="0" w:after="0" w:line="276" w:lineRule="auto"/>
+              <w:jc w:val="left"/>
+            </w:pPr>
+            <w:r>
+              <w:rPr>
+                <w:rFonts w:ascii="Calibri" w:hAnsi="Calibri"/>
+                <w:color w:val="1A202C"/>
+                <w:sz w:val="19"/>
+              </w:rPr>
+              <w:t>Node.js LTS (v20+) for local asset bundling &amp; Python 3.10+ for automated testing</w:t>
+            </w:r>
+          </w:p>
+        </w:tc>
+      </w:tr>
+      <w:tr>
+        <w:tc>
+          <w:tcPr>
+            <w:tcW w:type="dxa" w:w="2160"/>
+            <w:shd w:val="clear" w:color="auto" w:fill="FFFFFF"/>
+            <w:tcMar>
+              <w:top w:w="100" w:type="dxa"/>
+              <w:bottom w:w="100" w:type="dxa"/>
+              <w:left w:w="140" w:type="dxa"/>
+              <w:right w:w="140" w:type="dxa"/>
+            </w:tcMar>
+          </w:tcPr>
+          <w:p>
+            <w:pPr>
+              <w:spacing w:before="0" w:after="0" w:line="276" w:lineRule="auto"/>
+              <w:jc w:val="left"/>
+            </w:pPr>
+            <w:r>
+              <w:rPr>
+                <w:rFonts w:ascii="Calibri" w:hAnsi="Calibri"/>
+                <w:color w:val="1A202C"/>
+                <w:sz w:val="19"/>
+              </w:rPr>
+              <w:t>Software / Runtime</w:t>
+            </w:r>
+          </w:p>
+        </w:tc>
+        <w:tc>
+          <w:tcPr>
+            <w:tcW w:type="dxa" w:w="3168"/>
+            <w:shd w:val="clear" w:color="auto" w:fill="FFFFFF"/>
+            <w:tcMar>
+              <w:top w:w="100" w:type="dxa"/>
+              <w:bottom w:w="100" w:type="dxa"/>
+              <w:left w:w="140" w:type="dxa"/>
+              <w:right w:w="140" w:type="dxa"/>
+            </w:tcMar>
+          </w:tcPr>
+          <w:p>
+            <w:pPr>
+              <w:spacing w:before="0" w:after="0" w:line="276" w:lineRule="auto"/>
+              <w:jc w:val="left"/>
+            </w:pPr>
+            <w:r>
+              <w:rPr>
+                <w:rFonts w:ascii="Calibri" w:hAnsi="Calibri"/>
+                <w:color w:val="1A202C"/>
+                <w:sz w:val="19"/>
+              </w:rPr>
+              <w:t>Testing Suite</w:t>
+            </w:r>
+          </w:p>
+        </w:tc>
+        <w:tc>
+          <w:tcPr>
+            <w:tcW w:type="dxa" w:w="4032"/>
+            <w:shd w:val="clear" w:color="auto" w:fill="FFFFFF"/>
+            <w:tcMar>
+              <w:top w:w="100" w:type="dxa"/>
+              <w:bottom w:w="100" w:type="dxa"/>
+              <w:left w:w="140" w:type="dxa"/>
+              <w:right w:w="140" w:type="dxa"/>
+            </w:tcMar>
+          </w:tcPr>
+          <w:p>
+            <w:pPr>
+              <w:spacing w:before="0" w:after="0" w:line="276" w:lineRule="auto"/>
+              <w:jc w:val="left"/>
+            </w:pPr>
+            <w:r>
+              <w:rPr>
+                <w:rFonts w:ascii="Calibri" w:hAnsi="Calibri"/>
+                <w:color w:val="1A202C"/>
+                <w:sz w:val="19"/>
+              </w:rPr>
+              <w:t>Python unittest &amp; pytest automated testing harnesses</w:t>
+            </w:r>
+          </w:p>
+        </w:tc>
+      </w:tr>
+      <w:tr>
+        <w:tc>
+          <w:tcPr>
+            <w:tcW w:type="dxa" w:w="2160"/>
+            <w:shd w:val="clear" w:color="auto" w:fill="F7FAFC"/>
+            <w:tcMar>
+              <w:top w:w="100" w:type="dxa"/>
+              <w:bottom w:w="100" w:type="dxa"/>
+              <w:left w:w="140" w:type="dxa"/>
+              <w:right w:w="140" w:type="dxa"/>
+            </w:tcMar>
+          </w:tcPr>
+          <w:p>
+            <w:pPr>
+              <w:spacing w:before="0" w:after="0" w:line="276" w:lineRule="auto"/>
+              <w:jc w:val="left"/>
+            </w:pPr>
+            <w:r>
+              <w:rPr>
+                <w:rFonts w:ascii="Calibri" w:hAnsi="Calibri"/>
+                <w:color w:val="1A202C"/>
+                <w:sz w:val="19"/>
+              </w:rPr>
+              <w:t>Software / Runtime</w:t>
+            </w:r>
+          </w:p>
+        </w:tc>
+        <w:tc>
+          <w:tcPr>
+            <w:tcW w:type="dxa" w:w="3168"/>
+            <w:shd w:val="clear" w:color="auto" w:fill="F7FAFC"/>
+            <w:tcMar>
+              <w:top w:w="100" w:type="dxa"/>
+              <w:bottom w:w="100" w:type="dxa"/>
+              <w:left w:w="140" w:type="dxa"/>
+              <w:right w:w="140" w:type="dxa"/>
+            </w:tcMar>
+          </w:tcPr>
+          <w:p>
+            <w:pPr>
+              <w:spacing w:before="0" w:after="0" w:line="276" w:lineRule="auto"/>
+              <w:jc w:val="left"/>
+            </w:pPr>
+            <w:r>
+              <w:rPr>
+                <w:rFonts w:ascii="Calibri" w:hAnsi="Calibri"/>
+                <w:color w:val="1A202C"/>
+                <w:sz w:val="19"/>
+              </w:rPr>
+              <w:t>Version Control</w:t>
+            </w:r>
+          </w:p>
+        </w:tc>
+        <w:tc>
+          <w:tcPr>
+            <w:tcW w:type="dxa" w:w="4032"/>
+            <w:shd w:val="clear" w:color="auto" w:fill="F7FAFC"/>
+            <w:tcMar>
+              <w:top w:w="100" w:type="dxa"/>
+              <w:bottom w:w="100" w:type="dxa"/>
+              <w:left w:w="140" w:type="dxa"/>
+              <w:right w:w="140" w:type="dxa"/>
+            </w:tcMar>
+          </w:tcPr>
+          <w:p>
+            <w:pPr>
+              <w:spacing w:before="0" w:after="0" w:line="276" w:lineRule="auto"/>
+              <w:jc w:val="left"/>
+            </w:pPr>
+            <w:r>
+              <w:rPr>
+                <w:rFonts w:ascii="Calibri" w:hAnsi="Calibri"/>
+                <w:color w:val="1A202C"/>
+                <w:sz w:val="19"/>
+              </w:rPr>
+              <w:t>Git v2.40+ &amp; GitHub Pages CI/CD deployment</w:t>
+            </w:r>
+          </w:p>
+        </w:tc>
+      </w:tr>
+    </w:tbl>
+    <w:p/>
     <w:p>
       <w:pPr>
         <w:pStyle w:val="Heading2"/>
+        <w:spacing w:before="200" w:after="60"/>
       </w:pPr>
       <w:r>
         <w:rPr>
           <w:rFonts w:ascii="Calibri" w:hAnsi="Calibri"/>
           <w:b/>
           <w:color w:val="2C3E50"/>
-          <w:sz w:val="26"/>
+          <w:sz w:val="25"/>
         </w:rPr>
-        <w:t>4. DFD Level 0: Context Diagram</w:t>
+        <w:t>3. Theoretical Foundation &amp; DFD Conventions</w:t>
       </w:r>
     </w:p>
     <w:p>
+      <w:pPr>
+        <w:spacing w:before="0" w:after="90" w:line="276" w:lineRule="auto"/>
+      </w:pPr>
       <w:r>
-        <w:t>The Level 0 Context Diagram depicts Ledgerly as a central unified process interacting with external entities.</w:t>
+        <w:rPr>
+          <w:rFonts w:ascii="Calibri" w:hAnsi="Calibri"/>
+          <w:color w:val="1A202C"/>
+          <w:sz w:val="21"/>
+        </w:rPr>
+        <w:t>A Data Flow Diagram (DFD) visually maps how information moves through a software system, the transformations applied by processes, and the locations where data resides. Unlike flowcharts that model sequential control logic, DFDs model data movement and transformation.</w:t>
+      </w:r>
+    </w:p>
+    <w:p>
+      <w:pPr>
+        <w:spacing w:before="0" w:after="90" w:line="276" w:lineRule="auto"/>
+      </w:pPr>
+      <w:r>
+        <w:rPr>
+          <w:rFonts w:ascii="Calibri" w:hAnsi="Calibri"/>
+          <w:color w:val="1A202C"/>
+          <w:sz w:val="21"/>
+        </w:rPr>
+        <w:t>Core DFD Rules Enforced in Ledgerly:</w:t>
+      </w:r>
+    </w:p>
+    <w:p>
+      <w:pPr>
+        <w:pStyle w:val="ListBullet"/>
+        <w:spacing w:before="0" w:after="50" w:line="276" w:lineRule="auto"/>
+      </w:pPr>
+      <w:r>
+        <w:rPr>
+          <w:rFonts w:ascii="Calibri" w:hAnsi="Calibri"/>
+          <w:b/>
+          <w:color w:val="1A202C"/>
+          <w:sz w:val="21"/>
+        </w:rPr>
+        <w:t xml:space="preserve">Process Balance: </w:t>
+      </w:r>
+      <w:r>
+        <w:rPr>
+          <w:rFonts w:ascii="Calibri" w:hAnsi="Calibri"/>
+          <w:color w:val="1A202C"/>
+          <w:sz w:val="21"/>
+        </w:rPr>
+        <w:t>Processes must have at least one input data flow and at least one output data flow (avoiding 'Black Hole' and 'Miracle' errors).</w:t>
+      </w:r>
+    </w:p>
+    <w:p>
+      <w:pPr>
+        <w:pStyle w:val="ListBullet"/>
+        <w:spacing w:before="0" w:after="50" w:line="276" w:lineRule="auto"/>
+      </w:pPr>
+      <w:r>
+        <w:rPr>
+          <w:rFonts w:ascii="Calibri" w:hAnsi="Calibri"/>
+          <w:b/>
+          <w:color w:val="1A202C"/>
+          <w:sz w:val="21"/>
+        </w:rPr>
+        <w:t xml:space="preserve">Data Movement: </w:t>
+      </w:r>
+      <w:r>
+        <w:rPr>
+          <w:rFonts w:ascii="Calibri" w:hAnsi="Calibri"/>
+          <w:color w:val="1A202C"/>
+          <w:sz w:val="21"/>
+        </w:rPr>
+        <w:t>Data cannot flow directly between two external entities or two static data stores without passing through an active process.</w:t>
+      </w:r>
+    </w:p>
+    <w:p>
+      <w:pPr>
+        <w:pStyle w:val="ListBullet"/>
+        <w:spacing w:before="0" w:after="50" w:line="276" w:lineRule="auto"/>
+      </w:pPr>
+      <w:r>
+        <w:rPr>
+          <w:rFonts w:ascii="Calibri" w:hAnsi="Calibri"/>
+          <w:b/>
+          <w:color w:val="1A202C"/>
+          <w:sz w:val="21"/>
+        </w:rPr>
+        <w:t xml:space="preserve">Conservation: </w:t>
+      </w:r>
+      <w:r>
+        <w:rPr>
+          <w:rFonts w:ascii="Calibri" w:hAnsi="Calibri"/>
+          <w:color w:val="1A202C"/>
+          <w:sz w:val="21"/>
+        </w:rPr>
+        <w:t>All inputs and outputs present in a parent DFD process must be strictly conserved in child sub-processes (Hierarchical Balancing).</w:t>
+      </w:r>
+    </w:p>
+    <w:p>
+      <w:pPr>
+        <w:pStyle w:val="Heading2"/>
+        <w:spacing w:before="200" w:after="60"/>
+      </w:pPr>
+      <w:r>
+        <w:rPr>
+          <w:rFonts w:ascii="Calibri" w:hAnsi="Calibri"/>
+          <w:b/>
+          <w:color w:val="2C3E50"/>
+          <w:sz w:val="25"/>
+        </w:rPr>
+        <w:t>4. Comprehensive Data Dictionary</w:t>
+      </w:r>
+    </w:p>
+    <w:tbl>
+      <w:tblPr>
+        <w:tblW w:type="auto" w:w="0"/>
+        <w:jc w:val="center"/>
+        <w:tblLayout w:type="fixed"/>
+        <w:tblLook w:firstColumn="1" w:firstRow="1" w:lastColumn="0" w:lastRow="0" w:noHBand="0" w:noVBand="1" w:val="04A0"/>
+        <w:tblBorders>
+          <w:top w:val="single" w:sz="4" w:space="0" w:color="D1D5DB"/>
+          <w:left w:val="single" w:sz="4" w:space="0" w:color="D1D5DB"/>
+          <w:bottom w:val="single" w:sz="4" w:space="0" w:color="D1D5DB"/>
+          <w:right w:val="single" w:sz="4" w:space="0" w:color="D1D5DB"/>
+          <w:insideH w:val="single" w:sz="4" w:space="0" w:color="D1D5DB"/>
+          <w:insideV w:val="single" w:sz="4" w:space="0" w:color="D1D5DB"/>
+        </w:tblBorders>
+      </w:tblPr>
+      <w:tblGrid>
+        <w:gridCol w:w="3120"/>
+        <w:gridCol w:w="3120"/>
+        <w:gridCol w:w="3120"/>
+      </w:tblGrid>
+      <w:tr>
+        <w:tc>
+          <w:tcPr>
+            <w:tcW w:type="dxa" w:w="2592"/>
+            <w:shd w:val="clear" w:color="auto" w:fill="1B4D4B"/>
+            <w:tcMar>
+              <w:top w:w="120" w:type="dxa"/>
+              <w:bottom w:w="120" w:type="dxa"/>
+              <w:left w:w="140" w:type="dxa"/>
+              <w:right w:w="140" w:type="dxa"/>
+            </w:tcMar>
+          </w:tcPr>
+          <w:p>
+            <w:pPr>
+              <w:spacing w:before="0" w:after="0"/>
+              <w:jc w:val="left"/>
+            </w:pPr>
+            <w:r>
+              <w:rPr>
+                <w:rFonts w:ascii="Calibri" w:hAnsi="Calibri"/>
+                <w:b/>
+                <w:color w:val="FFFFFF"/>
+                <w:sz w:val="20"/>
+              </w:rPr>
+              <w:t>Data Element / Identifier</w:t>
+            </w:r>
+          </w:p>
+        </w:tc>
+        <w:tc>
+          <w:tcPr>
+            <w:tcW w:type="dxa" w:w="2160"/>
+            <w:shd w:val="clear" w:color="auto" w:fill="1B4D4B"/>
+            <w:tcMar>
+              <w:top w:w="120" w:type="dxa"/>
+              <w:bottom w:w="120" w:type="dxa"/>
+              <w:left w:w="140" w:type="dxa"/>
+              <w:right w:w="140" w:type="dxa"/>
+            </w:tcMar>
+          </w:tcPr>
+          <w:p>
+            <w:pPr>
+              <w:spacing w:before="0" w:after="0"/>
+              <w:jc w:val="left"/>
+            </w:pPr>
+            <w:r>
+              <w:rPr>
+                <w:rFonts w:ascii="Calibri" w:hAnsi="Calibri"/>
+                <w:b/>
+                <w:color w:val="FFFFFF"/>
+                <w:sz w:val="20"/>
+              </w:rPr>
+              <w:t>Classification</w:t>
+            </w:r>
+          </w:p>
+        </w:tc>
+        <w:tc>
+          <w:tcPr>
+            <w:tcW w:type="dxa" w:w="4608"/>
+            <w:shd w:val="clear" w:color="auto" w:fill="1B4D4B"/>
+            <w:tcMar>
+              <w:top w:w="120" w:type="dxa"/>
+              <w:bottom w:w="120" w:type="dxa"/>
+              <w:left w:w="140" w:type="dxa"/>
+              <w:right w:w="140" w:type="dxa"/>
+            </w:tcMar>
+          </w:tcPr>
+          <w:p>
+            <w:pPr>
+              <w:spacing w:before="0" w:after="0"/>
+              <w:jc w:val="left"/>
+            </w:pPr>
+            <w:r>
+              <w:rPr>
+                <w:rFonts w:ascii="Calibri" w:hAnsi="Calibri"/>
+                <w:b/>
+                <w:color w:val="FFFFFF"/>
+                <w:sz w:val="20"/>
+              </w:rPr>
+              <w:t>Schema Definition &amp; Functional Role</w:t>
+            </w:r>
+          </w:p>
+        </w:tc>
+      </w:tr>
+      <w:tr>
+        <w:tc>
+          <w:tcPr>
+            <w:tcW w:type="dxa" w:w="2592"/>
+            <w:shd w:val="clear" w:color="auto" w:fill="FFFFFF"/>
+            <w:tcMar>
+              <w:top w:w="100" w:type="dxa"/>
+              <w:bottom w:w="100" w:type="dxa"/>
+              <w:left w:w="140" w:type="dxa"/>
+              <w:right w:w="140" w:type="dxa"/>
+            </w:tcMar>
+          </w:tcPr>
+          <w:p>
+            <w:pPr>
+              <w:spacing w:before="0" w:after="0" w:line="276" w:lineRule="auto"/>
+              <w:jc w:val="left"/>
+            </w:pPr>
+            <w:r>
+              <w:rPr>
+                <w:rFonts w:ascii="Calibri" w:hAnsi="Calibri"/>
+                <w:color w:val="1A202C"/>
+                <w:sz w:val="19"/>
+              </w:rPr>
+              <w:t>D1: ig_users</w:t>
+            </w:r>
+          </w:p>
+        </w:tc>
+        <w:tc>
+          <w:tcPr>
+            <w:tcW w:type="dxa" w:w="2160"/>
+            <w:shd w:val="clear" w:color="auto" w:fill="FFFFFF"/>
+            <w:tcMar>
+              <w:top w:w="100" w:type="dxa"/>
+              <w:bottom w:w="100" w:type="dxa"/>
+              <w:left w:w="140" w:type="dxa"/>
+              <w:right w:w="140" w:type="dxa"/>
+            </w:tcMar>
+          </w:tcPr>
+          <w:p>
+            <w:pPr>
+              <w:spacing w:before="0" w:after="0" w:line="276" w:lineRule="auto"/>
+              <w:jc w:val="left"/>
+            </w:pPr>
+            <w:r>
+              <w:rPr>
+                <w:rFonts w:ascii="Calibri" w:hAnsi="Calibri"/>
+                <w:color w:val="1A202C"/>
+                <w:sz w:val="19"/>
+              </w:rPr>
+              <w:t>Data Store</w:t>
+            </w:r>
+          </w:p>
+        </w:tc>
+        <w:tc>
+          <w:tcPr>
+            <w:tcW w:type="dxa" w:w="4608"/>
+            <w:shd w:val="clear" w:color="auto" w:fill="FFFFFF"/>
+            <w:tcMar>
+              <w:top w:w="100" w:type="dxa"/>
+              <w:bottom w:w="100" w:type="dxa"/>
+              <w:left w:w="140" w:type="dxa"/>
+              <w:right w:w="140" w:type="dxa"/>
+            </w:tcMar>
+          </w:tcPr>
+          <w:p>
+            <w:pPr>
+              <w:spacing w:before="0" w:after="0" w:line="276" w:lineRule="auto"/>
+              <w:jc w:val="left"/>
+            </w:pPr>
+            <w:r>
+              <w:rPr>
+                <w:rFonts w:ascii="Calibri" w:hAnsi="Calibri"/>
+                <w:color w:val="1A202C"/>
+                <w:sz w:val="19"/>
+              </w:rPr>
+              <w:t>Local user credentials, enterprise business name, GSTIN, phone, address, and logo base64.</w:t>
+            </w:r>
+          </w:p>
+        </w:tc>
+      </w:tr>
+      <w:tr>
+        <w:tc>
+          <w:tcPr>
+            <w:tcW w:type="dxa" w:w="2592"/>
+            <w:shd w:val="clear" w:color="auto" w:fill="F7FAFC"/>
+            <w:tcMar>
+              <w:top w:w="100" w:type="dxa"/>
+              <w:bottom w:w="100" w:type="dxa"/>
+              <w:left w:w="140" w:type="dxa"/>
+              <w:right w:w="140" w:type="dxa"/>
+            </w:tcMar>
+          </w:tcPr>
+          <w:p>
+            <w:pPr>
+              <w:spacing w:before="0" w:after="0" w:line="276" w:lineRule="auto"/>
+              <w:jc w:val="left"/>
+            </w:pPr>
+            <w:r>
+              <w:rPr>
+                <w:rFonts w:ascii="Calibri" w:hAnsi="Calibri"/>
+                <w:color w:val="1A202C"/>
+                <w:sz w:val="19"/>
+              </w:rPr>
+              <w:t>D2: ig_customers</w:t>
+            </w:r>
+          </w:p>
+        </w:tc>
+        <w:tc>
+          <w:tcPr>
+            <w:tcW w:type="dxa" w:w="2160"/>
+            <w:shd w:val="clear" w:color="auto" w:fill="F7FAFC"/>
+            <w:tcMar>
+              <w:top w:w="100" w:type="dxa"/>
+              <w:bottom w:w="100" w:type="dxa"/>
+              <w:left w:w="140" w:type="dxa"/>
+              <w:right w:w="140" w:type="dxa"/>
+            </w:tcMar>
+          </w:tcPr>
+          <w:p>
+            <w:pPr>
+              <w:spacing w:before="0" w:after="0" w:line="276" w:lineRule="auto"/>
+              <w:jc w:val="left"/>
+            </w:pPr>
+            <w:r>
+              <w:rPr>
+                <w:rFonts w:ascii="Calibri" w:hAnsi="Calibri"/>
+                <w:color w:val="1A202C"/>
+                <w:sz w:val="19"/>
+              </w:rPr>
+              <w:t>Data Store</w:t>
+            </w:r>
+          </w:p>
+        </w:tc>
+        <w:tc>
+          <w:tcPr>
+            <w:tcW w:type="dxa" w:w="4608"/>
+            <w:shd w:val="clear" w:color="auto" w:fill="F7FAFC"/>
+            <w:tcMar>
+              <w:top w:w="100" w:type="dxa"/>
+              <w:bottom w:w="100" w:type="dxa"/>
+              <w:left w:w="140" w:type="dxa"/>
+              <w:right w:w="140" w:type="dxa"/>
+            </w:tcMar>
+          </w:tcPr>
+          <w:p>
+            <w:pPr>
+              <w:spacing w:before="0" w:after="0" w:line="276" w:lineRule="auto"/>
+              <w:jc w:val="left"/>
+            </w:pPr>
+            <w:r>
+              <w:rPr>
+                <w:rFonts w:ascii="Calibri" w:hAnsi="Calibri"/>
+                <w:color w:val="1A202C"/>
+                <w:sz w:val="19"/>
+              </w:rPr>
+              <w:t>Customer directory records (Customer ID, Name, Contact Person, Email, Phone, Address, GSTIN).</w:t>
+            </w:r>
+          </w:p>
+        </w:tc>
+      </w:tr>
+      <w:tr>
+        <w:tc>
+          <w:tcPr>
+            <w:tcW w:type="dxa" w:w="2592"/>
+            <w:shd w:val="clear" w:color="auto" w:fill="FFFFFF"/>
+            <w:tcMar>
+              <w:top w:w="100" w:type="dxa"/>
+              <w:bottom w:w="100" w:type="dxa"/>
+              <w:left w:w="140" w:type="dxa"/>
+              <w:right w:w="140" w:type="dxa"/>
+            </w:tcMar>
+          </w:tcPr>
+          <w:p>
+            <w:pPr>
+              <w:spacing w:before="0" w:after="0" w:line="276" w:lineRule="auto"/>
+              <w:jc w:val="left"/>
+            </w:pPr>
+            <w:r>
+              <w:rPr>
+                <w:rFonts w:ascii="Calibri" w:hAnsi="Calibri"/>
+                <w:color w:val="1A202C"/>
+                <w:sz w:val="19"/>
+              </w:rPr>
+              <w:t>D3: ig_items</w:t>
+            </w:r>
+          </w:p>
+        </w:tc>
+        <w:tc>
+          <w:tcPr>
+            <w:tcW w:type="dxa" w:w="2160"/>
+            <w:shd w:val="clear" w:color="auto" w:fill="FFFFFF"/>
+            <w:tcMar>
+              <w:top w:w="100" w:type="dxa"/>
+              <w:bottom w:w="100" w:type="dxa"/>
+              <w:left w:w="140" w:type="dxa"/>
+              <w:right w:w="140" w:type="dxa"/>
+            </w:tcMar>
+          </w:tcPr>
+          <w:p>
+            <w:pPr>
+              <w:spacing w:before="0" w:after="0" w:line="276" w:lineRule="auto"/>
+              <w:jc w:val="left"/>
+            </w:pPr>
+            <w:r>
+              <w:rPr>
+                <w:rFonts w:ascii="Calibri" w:hAnsi="Calibri"/>
+                <w:color w:val="1A202C"/>
+                <w:sz w:val="19"/>
+              </w:rPr>
+              <w:t>Data Store</w:t>
+            </w:r>
+          </w:p>
+        </w:tc>
+        <w:tc>
+          <w:tcPr>
+            <w:tcW w:type="dxa" w:w="4608"/>
+            <w:shd w:val="clear" w:color="auto" w:fill="FFFFFF"/>
+            <w:tcMar>
+              <w:top w:w="100" w:type="dxa"/>
+              <w:bottom w:w="100" w:type="dxa"/>
+              <w:left w:w="140" w:type="dxa"/>
+              <w:right w:w="140" w:type="dxa"/>
+            </w:tcMar>
+          </w:tcPr>
+          <w:p>
+            <w:pPr>
+              <w:spacing w:before="0" w:after="0" w:line="276" w:lineRule="auto"/>
+              <w:jc w:val="left"/>
+            </w:pPr>
+            <w:r>
+              <w:rPr>
+                <w:rFonts w:ascii="Calibri" w:hAnsi="Calibri"/>
+                <w:color w:val="1A202C"/>
+                <w:sz w:val="19"/>
+              </w:rPr>
+              <w:t>Product &amp; service catalog items (SKU, Name, Description, HSN/SAC, Unit, Price, Tax Rate).</w:t>
+            </w:r>
+          </w:p>
+        </w:tc>
+      </w:tr>
+      <w:tr>
+        <w:tc>
+          <w:tcPr>
+            <w:tcW w:type="dxa" w:w="2592"/>
+            <w:shd w:val="clear" w:color="auto" w:fill="F7FAFC"/>
+            <w:tcMar>
+              <w:top w:w="100" w:type="dxa"/>
+              <w:bottom w:w="100" w:type="dxa"/>
+              <w:left w:w="140" w:type="dxa"/>
+              <w:right w:w="140" w:type="dxa"/>
+            </w:tcMar>
+          </w:tcPr>
+          <w:p>
+            <w:pPr>
+              <w:spacing w:before="0" w:after="0" w:line="276" w:lineRule="auto"/>
+              <w:jc w:val="left"/>
+            </w:pPr>
+            <w:r>
+              <w:rPr>
+                <w:rFonts w:ascii="Calibri" w:hAnsi="Calibri"/>
+                <w:color w:val="1A202C"/>
+                <w:sz w:val="19"/>
+              </w:rPr>
+              <w:t>D4: ig_invoices</w:t>
+            </w:r>
+          </w:p>
+        </w:tc>
+        <w:tc>
+          <w:tcPr>
+            <w:tcW w:type="dxa" w:w="2160"/>
+            <w:shd w:val="clear" w:color="auto" w:fill="F7FAFC"/>
+            <w:tcMar>
+              <w:top w:w="100" w:type="dxa"/>
+              <w:bottom w:w="100" w:type="dxa"/>
+              <w:left w:w="140" w:type="dxa"/>
+              <w:right w:w="140" w:type="dxa"/>
+            </w:tcMar>
+          </w:tcPr>
+          <w:p>
+            <w:pPr>
+              <w:spacing w:before="0" w:after="0" w:line="276" w:lineRule="auto"/>
+              <w:jc w:val="left"/>
+            </w:pPr>
+            <w:r>
+              <w:rPr>
+                <w:rFonts w:ascii="Calibri" w:hAnsi="Calibri"/>
+                <w:color w:val="1A202C"/>
+                <w:sz w:val="19"/>
+              </w:rPr>
+              <w:t>Data Store</w:t>
+            </w:r>
+          </w:p>
+        </w:tc>
+        <w:tc>
+          <w:tcPr>
+            <w:tcW w:type="dxa" w:w="4608"/>
+            <w:shd w:val="clear" w:color="auto" w:fill="F7FAFC"/>
+            <w:tcMar>
+              <w:top w:w="100" w:type="dxa"/>
+              <w:bottom w:w="100" w:type="dxa"/>
+              <w:left w:w="140" w:type="dxa"/>
+              <w:right w:w="140" w:type="dxa"/>
+            </w:tcMar>
+          </w:tcPr>
+          <w:p>
+            <w:pPr>
+              <w:spacing w:before="0" w:after="0" w:line="276" w:lineRule="auto"/>
+              <w:jc w:val="left"/>
+            </w:pPr>
+            <w:r>
+              <w:rPr>
+                <w:rFonts w:ascii="Calibri" w:hAnsi="Calibri"/>
+                <w:color w:val="1A202C"/>
+                <w:sz w:val="19"/>
+              </w:rPr>
+              <w:t>Complete document records (Invoice Number, Type, Dates, Items array, Totals, Payments array, Signature).</w:t>
+            </w:r>
+          </w:p>
+        </w:tc>
+      </w:tr>
+      <w:tr>
+        <w:tc>
+          <w:tcPr>
+            <w:tcW w:type="dxa" w:w="2592"/>
+            <w:shd w:val="clear" w:color="auto" w:fill="FFFFFF"/>
+            <w:tcMar>
+              <w:top w:w="100" w:type="dxa"/>
+              <w:bottom w:w="100" w:type="dxa"/>
+              <w:left w:w="140" w:type="dxa"/>
+              <w:right w:w="140" w:type="dxa"/>
+            </w:tcMar>
+          </w:tcPr>
+          <w:p>
+            <w:pPr>
+              <w:spacing w:before="0" w:after="0" w:line="276" w:lineRule="auto"/>
+              <w:jc w:val="left"/>
+            </w:pPr>
+            <w:r>
+              <w:rPr>
+                <w:rFonts w:ascii="Calibri" w:hAnsi="Calibri"/>
+                <w:color w:val="1A202C"/>
+                <w:sz w:val="19"/>
+              </w:rPr>
+              <w:t>D5: ig_expenses</w:t>
+            </w:r>
+          </w:p>
+        </w:tc>
+        <w:tc>
+          <w:tcPr>
+            <w:tcW w:type="dxa" w:w="2160"/>
+            <w:shd w:val="clear" w:color="auto" w:fill="FFFFFF"/>
+            <w:tcMar>
+              <w:top w:w="100" w:type="dxa"/>
+              <w:bottom w:w="100" w:type="dxa"/>
+              <w:left w:w="140" w:type="dxa"/>
+              <w:right w:w="140" w:type="dxa"/>
+            </w:tcMar>
+          </w:tcPr>
+          <w:p>
+            <w:pPr>
+              <w:spacing w:before="0" w:after="0" w:line="276" w:lineRule="auto"/>
+              <w:jc w:val="left"/>
+            </w:pPr>
+            <w:r>
+              <w:rPr>
+                <w:rFonts w:ascii="Calibri" w:hAnsi="Calibri"/>
+                <w:color w:val="1A202C"/>
+                <w:sz w:val="19"/>
+              </w:rPr>
+              <w:t>Data Store</w:t>
+            </w:r>
+          </w:p>
+        </w:tc>
+        <w:tc>
+          <w:tcPr>
+            <w:tcW w:type="dxa" w:w="4608"/>
+            <w:shd w:val="clear" w:color="auto" w:fill="FFFFFF"/>
+            <w:tcMar>
+              <w:top w:w="100" w:type="dxa"/>
+              <w:bottom w:w="100" w:type="dxa"/>
+              <w:left w:w="140" w:type="dxa"/>
+              <w:right w:w="140" w:type="dxa"/>
+            </w:tcMar>
+          </w:tcPr>
+          <w:p>
+            <w:pPr>
+              <w:spacing w:before="0" w:after="0" w:line="276" w:lineRule="auto"/>
+              <w:jc w:val="left"/>
+            </w:pPr>
+            <w:r>
+              <w:rPr>
+                <w:rFonts w:ascii="Calibri" w:hAnsi="Calibri"/>
+                <w:color w:val="1A202C"/>
+                <w:sz w:val="19"/>
+              </w:rPr>
+              <w:t>Operational expense records (Category, Vendor, Date, Payment Method, Amount, Ref No).</w:t>
+            </w:r>
+          </w:p>
+        </w:tc>
+      </w:tr>
+      <w:tr>
+        <w:tc>
+          <w:tcPr>
+            <w:tcW w:type="dxa" w:w="2592"/>
+            <w:shd w:val="clear" w:color="auto" w:fill="F7FAFC"/>
+            <w:tcMar>
+              <w:top w:w="100" w:type="dxa"/>
+              <w:bottom w:w="100" w:type="dxa"/>
+              <w:left w:w="140" w:type="dxa"/>
+              <w:right w:w="140" w:type="dxa"/>
+            </w:tcMar>
+          </w:tcPr>
+          <w:p>
+            <w:pPr>
+              <w:spacing w:before="0" w:after="0" w:line="276" w:lineRule="auto"/>
+              <w:jc w:val="left"/>
+            </w:pPr>
+            <w:r>
+              <w:rPr>
+                <w:rFonts w:ascii="Calibri" w:hAnsi="Calibri"/>
+                <w:color w:val="1A202C"/>
+                <w:sz w:val="19"/>
+              </w:rPr>
+              <w:t>DF_Raw_Item</w:t>
+            </w:r>
+          </w:p>
+        </w:tc>
+        <w:tc>
+          <w:tcPr>
+            <w:tcW w:type="dxa" w:w="2160"/>
+            <w:shd w:val="clear" w:color="auto" w:fill="F7FAFC"/>
+            <w:tcMar>
+              <w:top w:w="100" w:type="dxa"/>
+              <w:bottom w:w="100" w:type="dxa"/>
+              <w:left w:w="140" w:type="dxa"/>
+              <w:right w:w="140" w:type="dxa"/>
+            </w:tcMar>
+          </w:tcPr>
+          <w:p>
+            <w:pPr>
+              <w:spacing w:before="0" w:after="0" w:line="276" w:lineRule="auto"/>
+              <w:jc w:val="left"/>
+            </w:pPr>
+            <w:r>
+              <w:rPr>
+                <w:rFonts w:ascii="Calibri" w:hAnsi="Calibri"/>
+                <w:color w:val="1A202C"/>
+                <w:sz w:val="19"/>
+              </w:rPr>
+              <w:t>Data Flow</w:t>
+            </w:r>
+          </w:p>
+        </w:tc>
+        <w:tc>
+          <w:tcPr>
+            <w:tcW w:type="dxa" w:w="4608"/>
+            <w:shd w:val="clear" w:color="auto" w:fill="F7FAFC"/>
+            <w:tcMar>
+              <w:top w:w="100" w:type="dxa"/>
+              <w:bottom w:w="100" w:type="dxa"/>
+              <w:left w:w="140" w:type="dxa"/>
+              <w:right w:w="140" w:type="dxa"/>
+            </w:tcMar>
+          </w:tcPr>
+          <w:p>
+            <w:pPr>
+              <w:spacing w:before="0" w:after="0" w:line="276" w:lineRule="auto"/>
+              <w:jc w:val="left"/>
+            </w:pPr>
+            <w:r>
+              <w:rPr>
+                <w:rFonts w:ascii="Calibri" w:hAnsi="Calibri"/>
+                <w:color w:val="1A202C"/>
+                <w:sz w:val="19"/>
+              </w:rPr>
+              <w:t>Line item input: { name, hsn, qty, price, taxPct, unit } flowing from UI into Line-Item Builder.</w:t>
+            </w:r>
+          </w:p>
+        </w:tc>
+      </w:tr>
+      <w:tr>
+        <w:tc>
+          <w:tcPr>
+            <w:tcW w:type="dxa" w:w="2592"/>
+            <w:shd w:val="clear" w:color="auto" w:fill="FFFFFF"/>
+            <w:tcMar>
+              <w:top w:w="100" w:type="dxa"/>
+              <w:bottom w:w="100" w:type="dxa"/>
+              <w:left w:w="140" w:type="dxa"/>
+              <w:right w:w="140" w:type="dxa"/>
+            </w:tcMar>
+          </w:tcPr>
+          <w:p>
+            <w:pPr>
+              <w:spacing w:before="0" w:after="0" w:line="276" w:lineRule="auto"/>
+              <w:jc w:val="left"/>
+            </w:pPr>
+            <w:r>
+              <w:rPr>
+                <w:rFonts w:ascii="Calibri" w:hAnsi="Calibri"/>
+                <w:color w:val="1A202C"/>
+                <w:sz w:val="19"/>
+              </w:rPr>
+              <w:t>DF_Tax_Matrix</w:t>
+            </w:r>
+          </w:p>
+        </w:tc>
+        <w:tc>
+          <w:tcPr>
+            <w:tcW w:type="dxa" w:w="2160"/>
+            <w:shd w:val="clear" w:color="auto" w:fill="FFFFFF"/>
+            <w:tcMar>
+              <w:top w:w="100" w:type="dxa"/>
+              <w:bottom w:w="100" w:type="dxa"/>
+              <w:left w:w="140" w:type="dxa"/>
+              <w:right w:w="140" w:type="dxa"/>
+            </w:tcMar>
+          </w:tcPr>
+          <w:p>
+            <w:pPr>
+              <w:spacing w:before="0" w:after="0" w:line="276" w:lineRule="auto"/>
+              <w:jc w:val="left"/>
+            </w:pPr>
+            <w:r>
+              <w:rPr>
+                <w:rFonts w:ascii="Calibri" w:hAnsi="Calibri"/>
+                <w:color w:val="1A202C"/>
+                <w:sz w:val="19"/>
+              </w:rPr>
+              <w:t>Data Flow</w:t>
+            </w:r>
+          </w:p>
+        </w:tc>
+        <w:tc>
+          <w:tcPr>
+            <w:tcW w:type="dxa" w:w="4608"/>
+            <w:shd w:val="clear" w:color="auto" w:fill="FFFFFF"/>
+            <w:tcMar>
+              <w:top w:w="100" w:type="dxa"/>
+              <w:bottom w:w="100" w:type="dxa"/>
+              <w:left w:w="140" w:type="dxa"/>
+              <w:right w:w="140" w:type="dxa"/>
+            </w:tcMar>
+          </w:tcPr>
+          <w:p>
+            <w:pPr>
+              <w:spacing w:before="0" w:after="0" w:line="276" w:lineRule="auto"/>
+              <w:jc w:val="left"/>
+            </w:pPr>
+            <w:r>
+              <w:rPr>
+                <w:rFonts w:ascii="Calibri" w:hAnsi="Calibri"/>
+                <w:color w:val="1A202C"/>
+                <w:sz w:val="19"/>
+              </w:rPr>
+              <w:t>Calculated tax schedule: { taxableAmount, cgst, sgst, igst, totalTax, roundOff } flowing into Preview Sheet.</w:t>
+            </w:r>
+          </w:p>
+        </w:tc>
+      </w:tr>
+      <w:tr>
+        <w:tc>
+          <w:tcPr>
+            <w:tcW w:type="dxa" w:w="2592"/>
+            <w:shd w:val="clear" w:color="auto" w:fill="F7FAFC"/>
+            <w:tcMar>
+              <w:top w:w="100" w:type="dxa"/>
+              <w:bottom w:w="100" w:type="dxa"/>
+              <w:left w:w="140" w:type="dxa"/>
+              <w:right w:w="140" w:type="dxa"/>
+            </w:tcMar>
+          </w:tcPr>
+          <w:p>
+            <w:pPr>
+              <w:spacing w:before="0" w:after="0" w:line="276" w:lineRule="auto"/>
+              <w:jc w:val="left"/>
+            </w:pPr>
+            <w:r>
+              <w:rPr>
+                <w:rFonts w:ascii="Calibri" w:hAnsi="Calibri"/>
+                <w:color w:val="1A202C"/>
+                <w:sz w:val="19"/>
+              </w:rPr>
+              <w:t>DF_Settlement</w:t>
+            </w:r>
+          </w:p>
+        </w:tc>
+        <w:tc>
+          <w:tcPr>
+            <w:tcW w:type="dxa" w:w="2160"/>
+            <w:shd w:val="clear" w:color="auto" w:fill="F7FAFC"/>
+            <w:tcMar>
+              <w:top w:w="100" w:type="dxa"/>
+              <w:bottom w:w="100" w:type="dxa"/>
+              <w:left w:w="140" w:type="dxa"/>
+              <w:right w:w="140" w:type="dxa"/>
+            </w:tcMar>
+          </w:tcPr>
+          <w:p>
+            <w:pPr>
+              <w:spacing w:before="0" w:after="0" w:line="276" w:lineRule="auto"/>
+              <w:jc w:val="left"/>
+            </w:pPr>
+            <w:r>
+              <w:rPr>
+                <w:rFonts w:ascii="Calibri" w:hAnsi="Calibri"/>
+                <w:color w:val="1A202C"/>
+                <w:sz w:val="19"/>
+              </w:rPr>
+              <w:t>Data Flow</w:t>
+            </w:r>
+          </w:p>
+        </w:tc>
+        <w:tc>
+          <w:tcPr>
+            <w:tcW w:type="dxa" w:w="4608"/>
+            <w:shd w:val="clear" w:color="auto" w:fill="F7FAFC"/>
+            <w:tcMar>
+              <w:top w:w="100" w:type="dxa"/>
+              <w:bottom w:w="100" w:type="dxa"/>
+              <w:left w:w="140" w:type="dxa"/>
+              <w:right w:w="140" w:type="dxa"/>
+            </w:tcMar>
+          </w:tcPr>
+          <w:p>
+            <w:pPr>
+              <w:spacing w:before="0" w:after="0" w:line="276" w:lineRule="auto"/>
+              <w:jc w:val="left"/>
+            </w:pPr>
+            <w:r>
+              <w:rPr>
+                <w:rFonts w:ascii="Calibri" w:hAnsi="Calibri"/>
+                <w:color w:val="1A202C"/>
+                <w:sz w:val="19"/>
+              </w:rPr>
+              <w:t>Payment installment: { amount, date, method, transactionRef, notes } flowing into Payment Ledger.</w:t>
+            </w:r>
+          </w:p>
+        </w:tc>
+      </w:tr>
+    </w:tbl>
+    <w:p/>
+    <w:p>
+      <w:pPr>
+        <w:pStyle w:val="Heading2"/>
+        <w:spacing w:before="200" w:after="60"/>
+      </w:pPr>
+      <w:r>
+        <w:rPr>
+          <w:rFonts w:ascii="Calibri" w:hAnsi="Calibri"/>
+          <w:b/>
+          <w:color w:val="2C3E50"/>
+          <w:sz w:val="25"/>
+        </w:rPr>
+        <w:t>5. DFD Level 0: Context Diagram</w:t>
+      </w:r>
+    </w:p>
+    <w:p>
+      <w:pPr>
+        <w:spacing w:before="0" w:after="90" w:line="276" w:lineRule="auto"/>
+      </w:pPr>
+      <w:r>
+        <w:rPr>
+          <w:rFonts w:ascii="Calibri" w:hAnsi="Calibri"/>
+          <w:color w:val="1A202C"/>
+          <w:sz w:val="21"/>
+        </w:rPr>
+        <w:t>The Level 0 Context Diagram establishes the boundary between Ledgerly and external entities: the Business Owner / Admin and the Client / End-Payer.</w:t>
+      </w:r>
+    </w:p>
+    <w:p>
+      <w:pPr>
+        <w:pStyle w:val="ListBullet"/>
+        <w:spacing w:before="0" w:after="50" w:line="276" w:lineRule="auto"/>
+      </w:pPr>
+      <w:r>
+        <w:rPr>
+          <w:rFonts w:ascii="Calibri" w:hAnsi="Calibri"/>
+          <w:b/>
+          <w:color w:val="1A202C"/>
+          <w:sz w:val="21"/>
+        </w:rPr>
+        <w:t xml:space="preserve">Admin Interaction: </w:t>
+      </w:r>
+      <w:r>
+        <w:rPr>
+          <w:rFonts w:ascii="Calibri" w:hAnsi="Calibri"/>
+          <w:color w:val="1A202C"/>
+          <w:sz w:val="21"/>
+        </w:rPr>
+        <w:t>Business Owner supplies enterprise credentials, customer details, line items, and payment status updates; receives sales metrics, document previews, and backup exports.</w:t>
+      </w:r>
+    </w:p>
+    <w:p>
+      <w:pPr>
+        <w:pStyle w:val="ListBullet"/>
+        <w:spacing w:before="0" w:after="50" w:line="276" w:lineRule="auto"/>
+      </w:pPr>
+      <w:r>
+        <w:rPr>
+          <w:rFonts w:ascii="Calibri" w:hAnsi="Calibri"/>
+          <w:b/>
+          <w:color w:val="1A202C"/>
+          <w:sz w:val="21"/>
+        </w:rPr>
+        <w:t xml:space="preserve">Client Interaction: </w:t>
+      </w:r>
+      <w:r>
+        <w:rPr>
+          <w:rFonts w:ascii="Calibri" w:hAnsi="Calibri"/>
+          <w:color w:val="1A202C"/>
+          <w:sz w:val="21"/>
+        </w:rPr>
+        <w:t>Client / End-Payer receives print-ready tax invoices, quotation estimates, and UPI payment QR codes.</w:t>
       </w:r>
     </w:p>
     <w:p>
@@ -486,7 +2457,7 @@
       <w:r>
         <w:drawing>
           <wp:inline xmlns:a="http://schemas.openxmlformats.org/drawingml/2006/main" xmlns:pic="http://schemas.openxmlformats.org/drawingml/2006/picture">
-            <wp:extent cx="5669280" cy="2834640"/>
+            <wp:extent cx="5486400" cy="2743200"/>
             <wp:docPr id="1" name="Picture 1"/>
             <wp:cNvGraphicFramePr>
               <a:graphicFrameLocks noChangeAspect="1"/>
@@ -499,7 +2470,7 @@
                     <pic:cNvPicPr/>
                   </pic:nvPicPr>
                   <pic:blipFill>
-                    <a:blip r:embed="rId9"/>
+                    <a:blip r:embed="rId11"/>
                     <a:stretch>
                       <a:fillRect/>
                     </a:stretch>
@@ -507,7 +2478,7 @@
                   <pic:spPr>
                     <a:xfrm>
                       <a:off x="0" y="0"/>
-                      <a:ext cx="5669280" cy="2834640"/>
+                      <a:ext cx="5486400" cy="2743200"/>
                     </a:xfrm>
                     <a:prstGeom prst="rect"/>
                   </pic:spPr>
@@ -526,30 +2497,177 @@
         <w:rPr>
           <w:rFonts w:ascii="Calibri" w:hAnsi="Calibri"/>
           <w:i/>
-          <w:color w:val="666666"/>
+          <w:color w:val="718096"/>
           <w:sz w:val="18"/>
         </w:rPr>
-        <w:t>Figure: DFD Level 0: Context Diagram for Ledgerly</w:t>
+        <w:t>Figure: DFD Level 0: Context Diagram — Ledgerly Invoicing Engine</w:t>
       </w:r>
     </w:p>
     <w:p/>
     <w:p>
       <w:pPr>
         <w:pStyle w:val="Heading2"/>
+        <w:spacing w:before="200" w:after="60"/>
       </w:pPr>
       <w:r>
         <w:rPr>
           <w:rFonts w:ascii="Calibri" w:hAnsi="Calibri"/>
           <w:b/>
           <w:color w:val="2C3E50"/>
-          <w:sz w:val="26"/>
+          <w:sz w:val="25"/>
         </w:rPr>
-        <w:t>5. DFD Level 1: Functional Decomposition</w:t>
+        <w:t>6. DFD Level 1: Functional Decomposition</w:t>
       </w:r>
     </w:p>
     <w:p>
+      <w:pPr>
+        <w:spacing w:before="0" w:after="90" w:line="276" w:lineRule="auto"/>
+      </w:pPr>
       <w:r>
-        <w:t>The Level 1 DFD decomposes the system into discrete, cohesive processes showing interactions with localStorage data stores.</w:t>
+        <w:rPr>
+          <w:rFonts w:ascii="Calibri" w:hAnsi="Calibri"/>
+          <w:color w:val="1A202C"/>
+          <w:sz w:val="21"/>
+        </w:rPr>
+        <w:t>The Level 1 DFD decomposes the system into six distinct functional processes:</w:t>
+      </w:r>
+    </w:p>
+    <w:p>
+      <w:pPr>
+        <w:pStyle w:val="ListBullet"/>
+        <w:spacing w:before="0" w:after="50" w:line="276" w:lineRule="auto"/>
+      </w:pPr>
+      <w:r>
+        <w:rPr>
+          <w:rFonts w:ascii="Calibri" w:hAnsi="Calibri"/>
+          <w:b/>
+          <w:color w:val="1A202C"/>
+          <w:sz w:val="21"/>
+        </w:rPr>
+        <w:t xml:space="preserve">1.0 Auth: </w:t>
+      </w:r>
+      <w:r>
+        <w:rPr>
+          <w:rFonts w:ascii="Calibri" w:hAnsi="Calibri"/>
+          <w:color w:val="1A202C"/>
+          <w:sz w:val="21"/>
+        </w:rPr>
+        <w:t>Process 1.0: User Authentication &amp; Session Manager (handles login, registration, and active session caching).</w:t>
+      </w:r>
+    </w:p>
+    <w:p>
+      <w:pPr>
+        <w:pStyle w:val="ListBullet"/>
+        <w:spacing w:before="0" w:after="50" w:line="276" w:lineRule="auto"/>
+      </w:pPr>
+      <w:r>
+        <w:rPr>
+          <w:rFonts w:ascii="Calibri" w:hAnsi="Calibri"/>
+          <w:b/>
+          <w:color w:val="1A202C"/>
+          <w:sz w:val="21"/>
+        </w:rPr>
+        <w:t xml:space="preserve">2.0 Customer: </w:t>
+      </w:r>
+      <w:r>
+        <w:rPr>
+          <w:rFonts w:ascii="Calibri" w:hAnsi="Calibri"/>
+          <w:color w:val="1A202C"/>
+          <w:sz w:val="21"/>
+        </w:rPr>
+        <w:t>Process 2.0: Customer Directory &amp; Profile Manager (handles client CRUD and account statement aggregation).</w:t>
+      </w:r>
+    </w:p>
+    <w:p>
+      <w:pPr>
+        <w:pStyle w:val="ListBullet"/>
+        <w:spacing w:before="0" w:after="50" w:line="276" w:lineRule="auto"/>
+      </w:pPr>
+      <w:r>
+        <w:rPr>
+          <w:rFonts w:ascii="Calibri" w:hAnsi="Calibri"/>
+          <w:b/>
+          <w:color w:val="1A202C"/>
+          <w:sz w:val="21"/>
+        </w:rPr>
+        <w:t xml:space="preserve">3.0 Catalog: </w:t>
+      </w:r>
+      <w:r>
+        <w:rPr>
+          <w:rFonts w:ascii="Calibri" w:hAnsi="Calibri"/>
+          <w:color w:val="1A202C"/>
+          <w:sz w:val="21"/>
+        </w:rPr>
+        <w:t>Process 3.0: Item Catalog &amp; Pricing Manager (manages reusable products, default HSN codes, and tax rates).</w:t>
+      </w:r>
+    </w:p>
+    <w:p>
+      <w:pPr>
+        <w:pStyle w:val="ListBullet"/>
+        <w:spacing w:before="0" w:after="50" w:line="276" w:lineRule="auto"/>
+      </w:pPr>
+      <w:r>
+        <w:rPr>
+          <w:rFonts w:ascii="Calibri" w:hAnsi="Calibri"/>
+          <w:b/>
+          <w:color w:val="1A202C"/>
+          <w:sz w:val="21"/>
+        </w:rPr>
+        <w:t xml:space="preserve">4.0 Invoice: </w:t>
+      </w:r>
+      <w:r>
+        <w:rPr>
+          <w:rFonts w:ascii="Calibri" w:hAnsi="Calibri"/>
+          <w:color w:val="1A202C"/>
+          <w:sz w:val="21"/>
+        </w:rPr>
+        <w:t>Process 4.0: Invoicing &amp; Document Engine (coordinates builder math, tax splits, signature embedding, and document compilation).</w:t>
+      </w:r>
+    </w:p>
+    <w:p>
+      <w:pPr>
+        <w:pStyle w:val="ListBullet"/>
+        <w:spacing w:before="0" w:after="50" w:line="276" w:lineRule="auto"/>
+      </w:pPr>
+      <w:r>
+        <w:rPr>
+          <w:rFonts w:ascii="Calibri" w:hAnsi="Calibri"/>
+          <w:b/>
+          <w:color w:val="1A202C"/>
+          <w:sz w:val="21"/>
+        </w:rPr>
+        <w:t xml:space="preserve">5.0 Ledger: </w:t>
+      </w:r>
+      <w:r>
+        <w:rPr>
+          <w:rFonts w:ascii="Calibri" w:hAnsi="Calibri"/>
+          <w:color w:val="1A202C"/>
+          <w:sz w:val="21"/>
+        </w:rPr>
+        <w:t>Process 5.0: Payment Settlement &amp; Ledger Manager (records partial installments and calculates remaining balances).</w:t>
+      </w:r>
+    </w:p>
+    <w:p>
+      <w:pPr>
+        <w:pStyle w:val="ListBullet"/>
+        <w:spacing w:before="0" w:after="50" w:line="276" w:lineRule="auto"/>
+      </w:pPr>
+      <w:r>
+        <w:rPr>
+          <w:rFonts w:ascii="Calibri" w:hAnsi="Calibri"/>
+          <w:b/>
+          <w:color w:val="1A202C"/>
+          <w:sz w:val="21"/>
+        </w:rPr>
+        <w:t xml:space="preserve">6.0 Reports: </w:t>
+      </w:r>
+      <w:r>
+        <w:rPr>
+          <w:rFonts w:ascii="Calibri" w:hAnsi="Calibri"/>
+          <w:color w:val="1A202C"/>
+          <w:sz w:val="21"/>
+        </w:rPr>
+        <w:t>Process 6.0: Financial Reporting &amp; Data Portability (aggregates KPIs, generates sales registers, and CSV/JSON backups).</w:t>
       </w:r>
     </w:p>
     <w:p>
@@ -562,7 +2680,7 @@
       <w:r>
         <w:drawing>
           <wp:inline xmlns:a="http://schemas.openxmlformats.org/drawingml/2006/main" xmlns:pic="http://schemas.openxmlformats.org/drawingml/2006/picture">
-            <wp:extent cx="5669280" cy="4223513"/>
+            <wp:extent cx="5486400" cy="4087271"/>
             <wp:docPr id="2" name="Picture 2"/>
             <wp:cNvGraphicFramePr>
               <a:graphicFrameLocks noChangeAspect="1"/>
@@ -575,7 +2693,7 @@
                     <pic:cNvPicPr/>
                   </pic:nvPicPr>
                   <pic:blipFill>
-                    <a:blip r:embed="rId10"/>
+                    <a:blip r:embed="rId12"/>
                     <a:stretch>
                       <a:fillRect/>
                     </a:stretch>
@@ -583,7 +2701,7 @@
                   <pic:spPr>
                     <a:xfrm>
                       <a:off x="0" y="0"/>
-                      <a:ext cx="5669280" cy="4223513"/>
+                      <a:ext cx="5486400" cy="4087271"/>
                     </a:xfrm>
                     <a:prstGeom prst="rect"/>
                   </pic:spPr>
@@ -602,30 +2720,131 @@
         <w:rPr>
           <w:rFonts w:ascii="Calibri" w:hAnsi="Calibri"/>
           <w:i/>
-          <w:color w:val="666666"/>
+          <w:color w:val="718096"/>
           <w:sz w:val="18"/>
         </w:rPr>
-        <w:t>Figure: DFD Level 1: Subsystem Functional Decomposition</w:t>
+        <w:t>Figure: DFD Level 1: Functional Decomposition — 6 Core Subsystems</w:t>
       </w:r>
     </w:p>
     <w:p/>
     <w:p>
       <w:pPr>
         <w:pStyle w:val="Heading2"/>
+        <w:spacing w:before="200" w:after="60"/>
       </w:pPr>
       <w:r>
         <w:rPr>
           <w:rFonts w:ascii="Calibri" w:hAnsi="Calibri"/>
           <w:b/>
           <w:color w:val="2C3E50"/>
-          <w:sz w:val="26"/>
+          <w:sz w:val="25"/>
         </w:rPr>
-        <w:t>6. DFD Level 2: Invoice &amp; Payment Settlement Pipeline</w:t>
+        <w:t>7. DFD Level 2: Core Invoicing Pipeline (Sub-Process 4.0)</w:t>
       </w:r>
     </w:p>
     <w:p>
+      <w:pPr>
+        <w:spacing w:before="0" w:after="90" w:line="276" w:lineRule="auto"/>
+      </w:pPr>
       <w:r>
-        <w:t>The Level 2 DFD provides low-level process logic for line item calculation, GST application, and installment ledger recording.</w:t>
+        <w:rPr>
+          <w:rFonts w:ascii="Calibri" w:hAnsi="Calibri"/>
+          <w:color w:val="1A202C"/>
+          <w:sz w:val="21"/>
+        </w:rPr>
+        <w:t>Process 4.0 is further decomposed into four granular operational transformations:</w:t>
+      </w:r>
+    </w:p>
+    <w:p>
+      <w:pPr>
+        <w:pStyle w:val="ListBullet"/>
+        <w:spacing w:before="0" w:after="50" w:line="276" w:lineRule="auto"/>
+      </w:pPr>
+      <w:r>
+        <w:rPr>
+          <w:rFonts w:ascii="Calibri" w:hAnsi="Calibri"/>
+          <w:b/>
+          <w:color w:val="1A202C"/>
+          <w:sz w:val="21"/>
+        </w:rPr>
+        <w:t xml:space="preserve">4.1 Discount: </w:t>
+      </w:r>
+      <w:r>
+        <w:rPr>
+          <w:rFonts w:ascii="Calibri" w:hAnsi="Calibri"/>
+          <w:color w:val="1A202C"/>
+          <w:sz w:val="21"/>
+        </w:rPr>
+        <w:t>Process 4.1: Subtotal &amp; Discount Computer (calculates gross line amounts and applies flat or percentage discounts).</w:t>
+      </w:r>
+    </w:p>
+    <w:p>
+      <w:pPr>
+        <w:pStyle w:val="ListBullet"/>
+        <w:spacing w:before="0" w:after="50" w:line="276" w:lineRule="auto"/>
+      </w:pPr>
+      <w:r>
+        <w:rPr>
+          <w:rFonts w:ascii="Calibri" w:hAnsi="Calibri"/>
+          <w:b/>
+          <w:color w:val="1A202C"/>
+          <w:sz w:val="21"/>
+        </w:rPr>
+        <w:t xml:space="preserve">4.2 Tax Split: </w:t>
+      </w:r>
+      <w:r>
+        <w:rPr>
+          <w:rFonts w:ascii="Calibri" w:hAnsi="Calibri"/>
+          <w:color w:val="1A202C"/>
+          <w:sz w:val="21"/>
+        </w:rPr>
+        <w:t>Process 4.2: GST &amp; HSN Tax Calculator (evaluates inter-state flag, computes CGST/SGST or IGST, and groups HSN summaries).</w:t>
+      </w:r>
+    </w:p>
+    <w:p>
+      <w:pPr>
+        <w:pStyle w:val="ListBullet"/>
+        <w:spacing w:before="0" w:after="50" w:line="276" w:lineRule="auto"/>
+      </w:pPr>
+      <w:r>
+        <w:rPr>
+          <w:rFonts w:ascii="Calibri" w:hAnsi="Calibri"/>
+          <w:b/>
+          <w:color w:val="1A202C"/>
+          <w:sz w:val="21"/>
+        </w:rPr>
+        <w:t xml:space="preserve">4.3 Media: </w:t>
+      </w:r>
+      <w:r>
+        <w:rPr>
+          <w:rFonts w:ascii="Calibri" w:hAnsi="Calibri"/>
+          <w:color w:val="1A202C"/>
+          <w:sz w:val="21"/>
+        </w:rPr>
+        <w:t>Process 4.3: Digital Signature &amp; Offline QR Synthesizer (converts canvas strokes to base64 and encodes UPI payload into offline QR).</w:t>
+      </w:r>
+    </w:p>
+    <w:p>
+      <w:pPr>
+        <w:pStyle w:val="ListBullet"/>
+        <w:spacing w:before="0" w:after="50" w:line="276" w:lineRule="auto"/>
+      </w:pPr>
+      <w:r>
+        <w:rPr>
+          <w:rFonts w:ascii="Calibri" w:hAnsi="Calibri"/>
+          <w:b/>
+          <w:color w:val="1A202C"/>
+          <w:sz w:val="21"/>
+        </w:rPr>
+        <w:t xml:space="preserve">4.4 Storage: </w:t>
+      </w:r>
+      <w:r>
+        <w:rPr>
+          <w:rFonts w:ascii="Calibri" w:hAnsi="Calibri"/>
+          <w:color w:val="1A202C"/>
+          <w:sz w:val="21"/>
+        </w:rPr>
+        <w:t>Process 4.4: Document Persistence &amp; Buffer Writer (writes finalized invoice record into D4 and clears auto-save draft).</w:t>
       </w:r>
     </w:p>
     <w:p>
@@ -638,7 +2857,7 @@
       <w:r>
         <w:drawing>
           <wp:inline xmlns:a="http://schemas.openxmlformats.org/drawingml/2006/main" xmlns:pic="http://schemas.openxmlformats.org/drawingml/2006/picture">
-            <wp:extent cx="5669280" cy="9114139"/>
+            <wp:extent cx="5486400" cy="8820135"/>
             <wp:docPr id="3" name="Picture 3"/>
             <wp:cNvGraphicFramePr>
               <a:graphicFrameLocks noChangeAspect="1"/>
@@ -651,7 +2870,7 @@
                     <pic:cNvPicPr/>
                   </pic:nvPicPr>
                   <pic:blipFill>
-                    <a:blip r:embed="rId11"/>
+                    <a:blip r:embed="rId13"/>
                     <a:stretch>
                       <a:fillRect/>
                     </a:stretch>
@@ -659,7 +2878,7 @@
                   <pic:spPr>
                     <a:xfrm>
                       <a:off x="0" y="0"/>
-                      <a:ext cx="5669280" cy="9114139"/>
+                      <a:ext cx="5486400" cy="8820135"/>
                     </a:xfrm>
                     <a:prstGeom prst="rect"/>
                   </pic:spPr>
@@ -678,40 +2897,1136 @@
         <w:rPr>
           <w:rFonts w:ascii="Calibri" w:hAnsi="Calibri"/>
           <w:i/>
-          <w:color w:val="666666"/>
+          <w:color w:val="718096"/>
           <w:sz w:val="18"/>
         </w:rPr>
-        <w:t>Figure: DFD Level 2: Invoice Calculation and Payment Pipeline</w:t>
+        <w:t>Figure: DFD Level 2: Invoicing Pipeline — Sub-Process 4.0 Decomposition</w:t>
       </w:r>
     </w:p>
     <w:p/>
     <w:p>
       <w:pPr>
         <w:pStyle w:val="Heading2"/>
+        <w:spacing w:before="200" w:after="60"/>
       </w:pPr>
       <w:r>
         <w:rPr>
           <w:rFonts w:ascii="Calibri" w:hAnsi="Calibri"/>
           <w:b/>
           <w:color w:val="2C3E50"/>
-          <w:sz w:val="26"/>
+          <w:sz w:val="25"/>
         </w:rPr>
-        <w:t>7. Expected Result &amp; Conclusion</w:t>
+        <w:t>Experimental Validation &amp; Test Cases</w:t>
+      </w:r>
+    </w:p>
+    <w:tbl>
+      <w:tblPr>
+        <w:tblW w:type="auto" w:w="0"/>
+        <w:jc w:val="center"/>
+        <w:tblLayout w:type="fixed"/>
+        <w:tblLook w:firstColumn="1" w:firstRow="1" w:lastColumn="0" w:lastRow="0" w:noHBand="0" w:noVBand="1" w:val="04A0"/>
+        <w:tblBorders>
+          <w:top w:val="single" w:sz="4" w:space="0" w:color="D1D5DB"/>
+          <w:left w:val="single" w:sz="4" w:space="0" w:color="D1D5DB"/>
+          <w:bottom w:val="single" w:sz="4" w:space="0" w:color="D1D5DB"/>
+          <w:right w:val="single" w:sz="4" w:space="0" w:color="D1D5DB"/>
+          <w:insideH w:val="single" w:sz="4" w:space="0" w:color="D1D5DB"/>
+          <w:insideV w:val="single" w:sz="4" w:space="0" w:color="D1D5DB"/>
+        </w:tblBorders>
+      </w:tblPr>
+      <w:tblGrid>
+        <w:gridCol w:w="1872"/>
+        <w:gridCol w:w="1872"/>
+        <w:gridCol w:w="1872"/>
+        <w:gridCol w:w="1872"/>
+        <w:gridCol w:w="1872"/>
+      </w:tblGrid>
+      <w:tr>
+        <w:tc>
+          <w:tcPr>
+            <w:tcW w:type="dxa" w:w="1440"/>
+            <w:shd w:val="clear" w:color="auto" w:fill="1B4D4B"/>
+            <w:tcMar>
+              <w:top w:w="120" w:type="dxa"/>
+              <w:bottom w:w="120" w:type="dxa"/>
+              <w:left w:w="140" w:type="dxa"/>
+              <w:right w:w="140" w:type="dxa"/>
+            </w:tcMar>
+          </w:tcPr>
+          <w:p>
+            <w:pPr>
+              <w:spacing w:before="0" w:after="0"/>
+              <w:jc w:val="left"/>
+            </w:pPr>
+            <w:r>
+              <w:rPr>
+                <w:rFonts w:ascii="Calibri" w:hAnsi="Calibri"/>
+                <w:b/>
+                <w:color w:val="FFFFFF"/>
+                <w:sz w:val="20"/>
+              </w:rPr>
+              <w:t>Test ID</w:t>
+            </w:r>
+          </w:p>
+        </w:tc>
+        <w:tc>
+          <w:tcPr>
+            <w:tcW w:type="dxa" w:w="2592"/>
+            <w:shd w:val="clear" w:color="auto" w:fill="1B4D4B"/>
+            <w:tcMar>
+              <w:top w:w="120" w:type="dxa"/>
+              <w:bottom w:w="120" w:type="dxa"/>
+              <w:left w:w="140" w:type="dxa"/>
+              <w:right w:w="140" w:type="dxa"/>
+            </w:tcMar>
+          </w:tcPr>
+          <w:p>
+            <w:pPr>
+              <w:spacing w:before="0" w:after="0"/>
+              <w:jc w:val="left"/>
+            </w:pPr>
+            <w:r>
+              <w:rPr>
+                <w:rFonts w:ascii="Calibri" w:hAnsi="Calibri"/>
+                <w:b/>
+                <w:color w:val="FFFFFF"/>
+                <w:sz w:val="20"/>
+              </w:rPr>
+              <w:t>Scenario / Feature Tested</w:t>
+            </w:r>
+          </w:p>
+        </w:tc>
+        <w:tc>
+          <w:tcPr>
+            <w:tcW w:type="dxa" w:w="2160"/>
+            <w:shd w:val="clear" w:color="auto" w:fill="1B4D4B"/>
+            <w:tcMar>
+              <w:top w:w="120" w:type="dxa"/>
+              <w:bottom w:w="120" w:type="dxa"/>
+              <w:left w:w="140" w:type="dxa"/>
+              <w:right w:w="140" w:type="dxa"/>
+            </w:tcMar>
+          </w:tcPr>
+          <w:p>
+            <w:pPr>
+              <w:spacing w:before="0" w:after="0"/>
+              <w:jc w:val="left"/>
+            </w:pPr>
+            <w:r>
+              <w:rPr>
+                <w:rFonts w:ascii="Calibri" w:hAnsi="Calibri"/>
+                <w:b/>
+                <w:color w:val="FFFFFF"/>
+                <w:sz w:val="20"/>
+              </w:rPr>
+              <w:t>Input Data</w:t>
+            </w:r>
+          </w:p>
+        </w:tc>
+        <w:tc>
+          <w:tcPr>
+            <w:tcW w:type="dxa" w:w="2160"/>
+            <w:shd w:val="clear" w:color="auto" w:fill="1B4D4B"/>
+            <w:tcMar>
+              <w:top w:w="120" w:type="dxa"/>
+              <w:bottom w:w="120" w:type="dxa"/>
+              <w:left w:w="140" w:type="dxa"/>
+              <w:right w:w="140" w:type="dxa"/>
+            </w:tcMar>
+          </w:tcPr>
+          <w:p>
+            <w:pPr>
+              <w:spacing w:before="0" w:after="0"/>
+              <w:jc w:val="left"/>
+            </w:pPr>
+            <w:r>
+              <w:rPr>
+                <w:rFonts w:ascii="Calibri" w:hAnsi="Calibri"/>
+                <w:b/>
+                <w:color w:val="FFFFFF"/>
+                <w:sz w:val="20"/>
+              </w:rPr>
+              <w:t>Expected Result</w:t>
+            </w:r>
+          </w:p>
+        </w:tc>
+        <w:tc>
+          <w:tcPr>
+            <w:tcW w:type="dxa" w:w="1008"/>
+            <w:shd w:val="clear" w:color="auto" w:fill="1B4D4B"/>
+            <w:tcMar>
+              <w:top w:w="120" w:type="dxa"/>
+              <w:bottom w:w="120" w:type="dxa"/>
+              <w:left w:w="140" w:type="dxa"/>
+              <w:right w:w="140" w:type="dxa"/>
+            </w:tcMar>
+          </w:tcPr>
+          <w:p>
+            <w:pPr>
+              <w:spacing w:before="0" w:after="0"/>
+              <w:jc w:val="left"/>
+            </w:pPr>
+            <w:r>
+              <w:rPr>
+                <w:rFonts w:ascii="Calibri" w:hAnsi="Calibri"/>
+                <w:b/>
+                <w:color w:val="FFFFFF"/>
+                <w:sz w:val="20"/>
+              </w:rPr>
+              <w:t>Status</w:t>
+            </w:r>
+          </w:p>
+        </w:tc>
+      </w:tr>
+      <w:tr>
+        <w:tc>
+          <w:tcPr>
+            <w:tcW w:type="dxa" w:w="1440"/>
+            <w:shd w:val="clear" w:color="auto" w:fill="FFFFFF"/>
+            <w:tcMar>
+              <w:top w:w="100" w:type="dxa"/>
+              <w:bottom w:w="100" w:type="dxa"/>
+              <w:left w:w="140" w:type="dxa"/>
+              <w:right w:w="140" w:type="dxa"/>
+            </w:tcMar>
+          </w:tcPr>
+          <w:p>
+            <w:pPr>
+              <w:spacing w:before="0" w:after="0" w:line="276" w:lineRule="auto"/>
+              <w:jc w:val="left"/>
+            </w:pPr>
+            <w:r>
+              <w:rPr>
+                <w:rFonts w:ascii="Calibri" w:hAnsi="Calibri"/>
+                <w:color w:val="1A202C"/>
+                <w:sz w:val="19"/>
+              </w:rPr>
+              <w:t>TC_DFD_01</w:t>
+            </w:r>
+          </w:p>
+        </w:tc>
+        <w:tc>
+          <w:tcPr>
+            <w:tcW w:type="dxa" w:w="2592"/>
+            <w:shd w:val="clear" w:color="auto" w:fill="FFFFFF"/>
+            <w:tcMar>
+              <w:top w:w="100" w:type="dxa"/>
+              <w:bottom w:w="100" w:type="dxa"/>
+              <w:left w:w="140" w:type="dxa"/>
+              <w:right w:w="140" w:type="dxa"/>
+            </w:tcMar>
+          </w:tcPr>
+          <w:p>
+            <w:pPr>
+              <w:spacing w:before="0" w:after="0" w:line="276" w:lineRule="auto"/>
+              <w:jc w:val="left"/>
+            </w:pPr>
+            <w:r>
+              <w:rPr>
+                <w:rFonts w:ascii="Calibri" w:hAnsi="Calibri"/>
+                <w:color w:val="1A202C"/>
+                <w:sz w:val="19"/>
+              </w:rPr>
+              <w:t>Verify Level 0 data conservation</w:t>
+            </w:r>
+          </w:p>
+        </w:tc>
+        <w:tc>
+          <w:tcPr>
+            <w:tcW w:type="dxa" w:w="2160"/>
+            <w:shd w:val="clear" w:color="auto" w:fill="FFFFFF"/>
+            <w:tcMar>
+              <w:top w:w="100" w:type="dxa"/>
+              <w:bottom w:w="100" w:type="dxa"/>
+              <w:left w:w="140" w:type="dxa"/>
+              <w:right w:w="140" w:type="dxa"/>
+            </w:tcMar>
+          </w:tcPr>
+          <w:p>
+            <w:pPr>
+              <w:spacing w:before="0" w:after="0" w:line="276" w:lineRule="auto"/>
+              <w:jc w:val="left"/>
+            </w:pPr>
+            <w:r>
+              <w:rPr>
+                <w:rFonts w:ascii="Calibri" w:hAnsi="Calibri"/>
+                <w:color w:val="1A202C"/>
+                <w:sz w:val="19"/>
+              </w:rPr>
+              <w:t>Inspect Context Diagram inputs/outputs</w:t>
+            </w:r>
+          </w:p>
+        </w:tc>
+        <w:tc>
+          <w:tcPr>
+            <w:tcW w:type="dxa" w:w="2160"/>
+            <w:shd w:val="clear" w:color="auto" w:fill="FFFFFF"/>
+            <w:tcMar>
+              <w:top w:w="100" w:type="dxa"/>
+              <w:bottom w:w="100" w:type="dxa"/>
+              <w:left w:w="140" w:type="dxa"/>
+              <w:right w:w="140" w:type="dxa"/>
+            </w:tcMar>
+          </w:tcPr>
+          <w:p>
+            <w:pPr>
+              <w:spacing w:before="0" w:after="0" w:line="276" w:lineRule="auto"/>
+              <w:jc w:val="left"/>
+            </w:pPr>
+            <w:r>
+              <w:rPr>
+                <w:rFonts w:ascii="Calibri" w:hAnsi="Calibri"/>
+                <w:color w:val="1A202C"/>
+                <w:sz w:val="19"/>
+              </w:rPr>
+              <w:t>All external data flows match Level 1 boundary flows</w:t>
+            </w:r>
+          </w:p>
+        </w:tc>
+        <w:tc>
+          <w:tcPr>
+            <w:tcW w:type="dxa" w:w="1008"/>
+            <w:shd w:val="clear" w:color="auto" w:fill="FFFFFF"/>
+            <w:tcMar>
+              <w:top w:w="100" w:type="dxa"/>
+              <w:bottom w:w="100" w:type="dxa"/>
+              <w:left w:w="140" w:type="dxa"/>
+              <w:right w:w="140" w:type="dxa"/>
+            </w:tcMar>
+          </w:tcPr>
+          <w:p>
+            <w:pPr>
+              <w:spacing w:before="0" w:after="0" w:line="276" w:lineRule="auto"/>
+              <w:jc w:val="left"/>
+            </w:pPr>
+            <w:r>
+              <w:rPr>
+                <w:rFonts w:ascii="Calibri" w:hAnsi="Calibri"/>
+                <w:color w:val="1A202C"/>
+                <w:sz w:val="19"/>
+              </w:rPr>
+              <w:t>Pass</w:t>
+            </w:r>
+          </w:p>
+        </w:tc>
+      </w:tr>
+      <w:tr>
+        <w:tc>
+          <w:tcPr>
+            <w:tcW w:type="dxa" w:w="1440"/>
+            <w:shd w:val="clear" w:color="auto" w:fill="F7FAFC"/>
+            <w:tcMar>
+              <w:top w:w="100" w:type="dxa"/>
+              <w:bottom w:w="100" w:type="dxa"/>
+              <w:left w:w="140" w:type="dxa"/>
+              <w:right w:w="140" w:type="dxa"/>
+            </w:tcMar>
+          </w:tcPr>
+          <w:p>
+            <w:pPr>
+              <w:spacing w:before="0" w:after="0" w:line="276" w:lineRule="auto"/>
+              <w:jc w:val="left"/>
+            </w:pPr>
+            <w:r>
+              <w:rPr>
+                <w:rFonts w:ascii="Calibri" w:hAnsi="Calibri"/>
+                <w:color w:val="1A202C"/>
+                <w:sz w:val="19"/>
+              </w:rPr>
+              <w:t>TC_DFD_02</w:t>
+            </w:r>
+          </w:p>
+        </w:tc>
+        <w:tc>
+          <w:tcPr>
+            <w:tcW w:type="dxa" w:w="2592"/>
+            <w:shd w:val="clear" w:color="auto" w:fill="F7FAFC"/>
+            <w:tcMar>
+              <w:top w:w="100" w:type="dxa"/>
+              <w:bottom w:w="100" w:type="dxa"/>
+              <w:left w:w="140" w:type="dxa"/>
+              <w:right w:w="140" w:type="dxa"/>
+            </w:tcMar>
+          </w:tcPr>
+          <w:p>
+            <w:pPr>
+              <w:spacing w:before="0" w:after="0" w:line="276" w:lineRule="auto"/>
+              <w:jc w:val="left"/>
+            </w:pPr>
+            <w:r>
+              <w:rPr>
+                <w:rFonts w:ascii="Calibri" w:hAnsi="Calibri"/>
+                <w:color w:val="1A202C"/>
+                <w:sz w:val="19"/>
+              </w:rPr>
+              <w:t>Verify Data Store D4 write access</w:t>
+            </w:r>
+          </w:p>
+        </w:tc>
+        <w:tc>
+          <w:tcPr>
+            <w:tcW w:type="dxa" w:w="2160"/>
+            <w:shd w:val="clear" w:color="auto" w:fill="F7FAFC"/>
+            <w:tcMar>
+              <w:top w:w="100" w:type="dxa"/>
+              <w:bottom w:w="100" w:type="dxa"/>
+              <w:left w:w="140" w:type="dxa"/>
+              <w:right w:w="140" w:type="dxa"/>
+            </w:tcMar>
+          </w:tcPr>
+          <w:p>
+            <w:pPr>
+              <w:spacing w:before="0" w:after="0" w:line="276" w:lineRule="auto"/>
+              <w:jc w:val="left"/>
+            </w:pPr>
+            <w:r>
+              <w:rPr>
+                <w:rFonts w:ascii="Calibri" w:hAnsi="Calibri"/>
+                <w:color w:val="1A202C"/>
+                <w:sz w:val="19"/>
+              </w:rPr>
+              <w:t>Save newly drafted invoice</w:t>
+            </w:r>
+          </w:p>
+        </w:tc>
+        <w:tc>
+          <w:tcPr>
+            <w:tcW w:type="dxa" w:w="2160"/>
+            <w:shd w:val="clear" w:color="auto" w:fill="F7FAFC"/>
+            <w:tcMar>
+              <w:top w:w="100" w:type="dxa"/>
+              <w:bottom w:w="100" w:type="dxa"/>
+              <w:left w:w="140" w:type="dxa"/>
+              <w:right w:w="140" w:type="dxa"/>
+            </w:tcMar>
+          </w:tcPr>
+          <w:p>
+            <w:pPr>
+              <w:spacing w:before="0" w:after="0" w:line="276" w:lineRule="auto"/>
+              <w:jc w:val="left"/>
+            </w:pPr>
+            <w:r>
+              <w:rPr>
+                <w:rFonts w:ascii="Calibri" w:hAnsi="Calibri"/>
+                <w:color w:val="1A202C"/>
+                <w:sz w:val="19"/>
+              </w:rPr>
+              <w:t>Process 4.4 successfully updates D4: ig_invoices</w:t>
+            </w:r>
+          </w:p>
+        </w:tc>
+        <w:tc>
+          <w:tcPr>
+            <w:tcW w:type="dxa" w:w="1008"/>
+            <w:shd w:val="clear" w:color="auto" w:fill="F7FAFC"/>
+            <w:tcMar>
+              <w:top w:w="100" w:type="dxa"/>
+              <w:bottom w:w="100" w:type="dxa"/>
+              <w:left w:w="140" w:type="dxa"/>
+              <w:right w:w="140" w:type="dxa"/>
+            </w:tcMar>
+          </w:tcPr>
+          <w:p>
+            <w:pPr>
+              <w:spacing w:before="0" w:after="0" w:line="276" w:lineRule="auto"/>
+              <w:jc w:val="left"/>
+            </w:pPr>
+            <w:r>
+              <w:rPr>
+                <w:rFonts w:ascii="Calibri" w:hAnsi="Calibri"/>
+                <w:color w:val="1A202C"/>
+                <w:sz w:val="19"/>
+              </w:rPr>
+              <w:t>Pass</w:t>
+            </w:r>
+          </w:p>
+        </w:tc>
+      </w:tr>
+      <w:tr>
+        <w:tc>
+          <w:tcPr>
+            <w:tcW w:type="dxa" w:w="1440"/>
+            <w:shd w:val="clear" w:color="auto" w:fill="FFFFFF"/>
+            <w:tcMar>
+              <w:top w:w="100" w:type="dxa"/>
+              <w:bottom w:w="100" w:type="dxa"/>
+              <w:left w:w="140" w:type="dxa"/>
+              <w:right w:w="140" w:type="dxa"/>
+            </w:tcMar>
+          </w:tcPr>
+          <w:p>
+            <w:pPr>
+              <w:spacing w:before="0" w:after="0" w:line="276" w:lineRule="auto"/>
+              <w:jc w:val="left"/>
+            </w:pPr>
+            <w:r>
+              <w:rPr>
+                <w:rFonts w:ascii="Calibri" w:hAnsi="Calibri"/>
+                <w:color w:val="1A202C"/>
+                <w:sz w:val="19"/>
+              </w:rPr>
+              <w:t>TC_DFD_03</w:t>
+            </w:r>
+          </w:p>
+        </w:tc>
+        <w:tc>
+          <w:tcPr>
+            <w:tcW w:type="dxa" w:w="2592"/>
+            <w:shd w:val="clear" w:color="auto" w:fill="FFFFFF"/>
+            <w:tcMar>
+              <w:top w:w="100" w:type="dxa"/>
+              <w:bottom w:w="100" w:type="dxa"/>
+              <w:left w:w="140" w:type="dxa"/>
+              <w:right w:w="140" w:type="dxa"/>
+            </w:tcMar>
+          </w:tcPr>
+          <w:p>
+            <w:pPr>
+              <w:spacing w:before="0" w:after="0" w:line="276" w:lineRule="auto"/>
+              <w:jc w:val="left"/>
+            </w:pPr>
+            <w:r>
+              <w:rPr>
+                <w:rFonts w:ascii="Calibri" w:hAnsi="Calibri"/>
+                <w:color w:val="1A202C"/>
+                <w:sz w:val="19"/>
+              </w:rPr>
+              <w:t>Verify Process 4.2 Tax split</w:t>
+            </w:r>
+          </w:p>
+        </w:tc>
+        <w:tc>
+          <w:tcPr>
+            <w:tcW w:type="dxa" w:w="2160"/>
+            <w:shd w:val="clear" w:color="auto" w:fill="FFFFFF"/>
+            <w:tcMar>
+              <w:top w:w="100" w:type="dxa"/>
+              <w:bottom w:w="100" w:type="dxa"/>
+              <w:left w:w="140" w:type="dxa"/>
+              <w:right w:w="140" w:type="dxa"/>
+            </w:tcMar>
+          </w:tcPr>
+          <w:p>
+            <w:pPr>
+              <w:spacing w:before="0" w:after="0" w:line="276" w:lineRule="auto"/>
+              <w:jc w:val="left"/>
+            </w:pPr>
+            <w:r>
+              <w:rPr>
+                <w:rFonts w:ascii="Calibri" w:hAnsi="Calibri"/>
+                <w:color w:val="1A202C"/>
+                <w:sz w:val="19"/>
+              </w:rPr>
+              <w:t>Supply intra-state flag with 18% tax</w:t>
+            </w:r>
+          </w:p>
+        </w:tc>
+        <w:tc>
+          <w:tcPr>
+            <w:tcW w:type="dxa" w:w="2160"/>
+            <w:shd w:val="clear" w:color="auto" w:fill="FFFFFF"/>
+            <w:tcMar>
+              <w:top w:w="100" w:type="dxa"/>
+              <w:bottom w:w="100" w:type="dxa"/>
+              <w:left w:w="140" w:type="dxa"/>
+              <w:right w:w="140" w:type="dxa"/>
+            </w:tcMar>
+          </w:tcPr>
+          <w:p>
+            <w:pPr>
+              <w:spacing w:before="0" w:after="0" w:line="276" w:lineRule="auto"/>
+              <w:jc w:val="left"/>
+            </w:pPr>
+            <w:r>
+              <w:rPr>
+                <w:rFonts w:ascii="Calibri" w:hAnsi="Calibri"/>
+                <w:color w:val="1A202C"/>
+                <w:sz w:val="19"/>
+              </w:rPr>
+              <w:t>Process 4.2 outputs equal CGST (9%) and SGST (9%) flows</w:t>
+            </w:r>
+          </w:p>
+        </w:tc>
+        <w:tc>
+          <w:tcPr>
+            <w:tcW w:type="dxa" w:w="1008"/>
+            <w:shd w:val="clear" w:color="auto" w:fill="FFFFFF"/>
+            <w:tcMar>
+              <w:top w:w="100" w:type="dxa"/>
+              <w:bottom w:w="100" w:type="dxa"/>
+              <w:left w:w="140" w:type="dxa"/>
+              <w:right w:w="140" w:type="dxa"/>
+            </w:tcMar>
+          </w:tcPr>
+          <w:p>
+            <w:pPr>
+              <w:spacing w:before="0" w:after="0" w:line="276" w:lineRule="auto"/>
+              <w:jc w:val="left"/>
+            </w:pPr>
+            <w:r>
+              <w:rPr>
+                <w:rFonts w:ascii="Calibri" w:hAnsi="Calibri"/>
+                <w:color w:val="1A202C"/>
+                <w:sz w:val="19"/>
+              </w:rPr>
+              <w:t>Pass</w:t>
+            </w:r>
+          </w:p>
+        </w:tc>
+      </w:tr>
+      <w:tr>
+        <w:tc>
+          <w:tcPr>
+            <w:tcW w:type="dxa" w:w="1440"/>
+            <w:shd w:val="clear" w:color="auto" w:fill="F7FAFC"/>
+            <w:tcMar>
+              <w:top w:w="100" w:type="dxa"/>
+              <w:bottom w:w="100" w:type="dxa"/>
+              <w:left w:w="140" w:type="dxa"/>
+              <w:right w:w="140" w:type="dxa"/>
+            </w:tcMar>
+          </w:tcPr>
+          <w:p>
+            <w:pPr>
+              <w:spacing w:before="0" w:after="0" w:line="276" w:lineRule="auto"/>
+              <w:jc w:val="left"/>
+            </w:pPr>
+            <w:r>
+              <w:rPr>
+                <w:rFonts w:ascii="Calibri" w:hAnsi="Calibri"/>
+                <w:color w:val="1A202C"/>
+                <w:sz w:val="19"/>
+              </w:rPr>
+              <w:t>TC_DFD_04</w:t>
+            </w:r>
+          </w:p>
+        </w:tc>
+        <w:tc>
+          <w:tcPr>
+            <w:tcW w:type="dxa" w:w="2592"/>
+            <w:shd w:val="clear" w:color="auto" w:fill="F7FAFC"/>
+            <w:tcMar>
+              <w:top w:w="100" w:type="dxa"/>
+              <w:bottom w:w="100" w:type="dxa"/>
+              <w:left w:w="140" w:type="dxa"/>
+              <w:right w:w="140" w:type="dxa"/>
+            </w:tcMar>
+          </w:tcPr>
+          <w:p>
+            <w:pPr>
+              <w:spacing w:before="0" w:after="0" w:line="276" w:lineRule="auto"/>
+              <w:jc w:val="left"/>
+            </w:pPr>
+            <w:r>
+              <w:rPr>
+                <w:rFonts w:ascii="Calibri" w:hAnsi="Calibri"/>
+                <w:color w:val="1A202C"/>
+                <w:sz w:val="19"/>
+              </w:rPr>
+              <w:t>Verify Process 5.0 Partial payment</w:t>
+            </w:r>
+          </w:p>
+        </w:tc>
+        <w:tc>
+          <w:tcPr>
+            <w:tcW w:type="dxa" w:w="2160"/>
+            <w:shd w:val="clear" w:color="auto" w:fill="F7FAFC"/>
+            <w:tcMar>
+              <w:top w:w="100" w:type="dxa"/>
+              <w:bottom w:w="100" w:type="dxa"/>
+              <w:left w:w="140" w:type="dxa"/>
+              <w:right w:w="140" w:type="dxa"/>
+            </w:tcMar>
+          </w:tcPr>
+          <w:p>
+            <w:pPr>
+              <w:spacing w:before="0" w:after="0" w:line="276" w:lineRule="auto"/>
+              <w:jc w:val="left"/>
+            </w:pPr>
+            <w:r>
+              <w:rPr>
+                <w:rFonts w:ascii="Calibri" w:hAnsi="Calibri"/>
+                <w:color w:val="1A202C"/>
+                <w:sz w:val="19"/>
+              </w:rPr>
+              <w:t>Record 50% installment on invoice</w:t>
+            </w:r>
+          </w:p>
+        </w:tc>
+        <w:tc>
+          <w:tcPr>
+            <w:tcW w:type="dxa" w:w="2160"/>
+            <w:shd w:val="clear" w:color="auto" w:fill="F7FAFC"/>
+            <w:tcMar>
+              <w:top w:w="100" w:type="dxa"/>
+              <w:bottom w:w="100" w:type="dxa"/>
+              <w:left w:w="140" w:type="dxa"/>
+              <w:right w:w="140" w:type="dxa"/>
+            </w:tcMar>
+          </w:tcPr>
+          <w:p>
+            <w:pPr>
+              <w:spacing w:before="0" w:after="0" w:line="276" w:lineRule="auto"/>
+              <w:jc w:val="left"/>
+            </w:pPr>
+            <w:r>
+              <w:rPr>
+                <w:rFonts w:ascii="Calibri" w:hAnsi="Calibri"/>
+                <w:color w:val="1A202C"/>
+                <w:sz w:val="19"/>
+              </w:rPr>
+              <w:t>Updates payment ledger array in D4; updates balance due</w:t>
+            </w:r>
+          </w:p>
+        </w:tc>
+        <w:tc>
+          <w:tcPr>
+            <w:tcW w:type="dxa" w:w="1008"/>
+            <w:shd w:val="clear" w:color="auto" w:fill="F7FAFC"/>
+            <w:tcMar>
+              <w:top w:w="100" w:type="dxa"/>
+              <w:bottom w:w="100" w:type="dxa"/>
+              <w:left w:w="140" w:type="dxa"/>
+              <w:right w:w="140" w:type="dxa"/>
+            </w:tcMar>
+          </w:tcPr>
+          <w:p>
+            <w:pPr>
+              <w:spacing w:before="0" w:after="0" w:line="276" w:lineRule="auto"/>
+              <w:jc w:val="left"/>
+            </w:pPr>
+            <w:r>
+              <w:rPr>
+                <w:rFonts w:ascii="Calibri" w:hAnsi="Calibri"/>
+                <w:color w:val="1A202C"/>
+                <w:sz w:val="19"/>
+              </w:rPr>
+              <w:t>Pass</w:t>
+            </w:r>
+          </w:p>
+        </w:tc>
+      </w:tr>
+      <w:tr>
+        <w:tc>
+          <w:tcPr>
+            <w:tcW w:type="dxa" w:w="1440"/>
+            <w:shd w:val="clear" w:color="auto" w:fill="FFFFFF"/>
+            <w:tcMar>
+              <w:top w:w="100" w:type="dxa"/>
+              <w:bottom w:w="100" w:type="dxa"/>
+              <w:left w:w="140" w:type="dxa"/>
+              <w:right w:w="140" w:type="dxa"/>
+            </w:tcMar>
+          </w:tcPr>
+          <w:p>
+            <w:pPr>
+              <w:spacing w:before="0" w:after="0" w:line="276" w:lineRule="auto"/>
+              <w:jc w:val="left"/>
+            </w:pPr>
+            <w:r>
+              <w:rPr>
+                <w:rFonts w:ascii="Calibri" w:hAnsi="Calibri"/>
+                <w:color w:val="1A202C"/>
+                <w:sz w:val="19"/>
+              </w:rPr>
+              <w:t>TC_DFD_05</w:t>
+            </w:r>
+          </w:p>
+        </w:tc>
+        <w:tc>
+          <w:tcPr>
+            <w:tcW w:type="dxa" w:w="2592"/>
+            <w:shd w:val="clear" w:color="auto" w:fill="FFFFFF"/>
+            <w:tcMar>
+              <w:top w:w="100" w:type="dxa"/>
+              <w:bottom w:w="100" w:type="dxa"/>
+              <w:left w:w="140" w:type="dxa"/>
+              <w:right w:w="140" w:type="dxa"/>
+            </w:tcMar>
+          </w:tcPr>
+          <w:p>
+            <w:pPr>
+              <w:spacing w:before="0" w:after="0" w:line="276" w:lineRule="auto"/>
+              <w:jc w:val="left"/>
+            </w:pPr>
+            <w:r>
+              <w:rPr>
+                <w:rFonts w:ascii="Calibri" w:hAnsi="Calibri"/>
+                <w:color w:val="1A202C"/>
+                <w:sz w:val="19"/>
+              </w:rPr>
+              <w:t>Verify Process 6.0 Data export</w:t>
+            </w:r>
+          </w:p>
+        </w:tc>
+        <w:tc>
+          <w:tcPr>
+            <w:tcW w:type="dxa" w:w="2160"/>
+            <w:shd w:val="clear" w:color="auto" w:fill="FFFFFF"/>
+            <w:tcMar>
+              <w:top w:w="100" w:type="dxa"/>
+              <w:bottom w:w="100" w:type="dxa"/>
+              <w:left w:w="140" w:type="dxa"/>
+              <w:right w:w="140" w:type="dxa"/>
+            </w:tcMar>
+          </w:tcPr>
+          <w:p>
+            <w:pPr>
+              <w:spacing w:before="0" w:after="0" w:line="276" w:lineRule="auto"/>
+              <w:jc w:val="left"/>
+            </w:pPr>
+            <w:r>
+              <w:rPr>
+                <w:rFonts w:ascii="Calibri" w:hAnsi="Calibri"/>
+                <w:color w:val="1A202C"/>
+                <w:sz w:val="19"/>
+              </w:rPr>
+              <w:t>Trigger CSV export from D4</w:t>
+            </w:r>
+          </w:p>
+        </w:tc>
+        <w:tc>
+          <w:tcPr>
+            <w:tcW w:type="dxa" w:w="2160"/>
+            <w:shd w:val="clear" w:color="auto" w:fill="FFFFFF"/>
+            <w:tcMar>
+              <w:top w:w="100" w:type="dxa"/>
+              <w:bottom w:w="100" w:type="dxa"/>
+              <w:left w:w="140" w:type="dxa"/>
+              <w:right w:w="140" w:type="dxa"/>
+            </w:tcMar>
+          </w:tcPr>
+          <w:p>
+            <w:pPr>
+              <w:spacing w:before="0" w:after="0" w:line="276" w:lineRule="auto"/>
+              <w:jc w:val="left"/>
+            </w:pPr>
+            <w:r>
+              <w:rPr>
+                <w:rFonts w:ascii="Calibri" w:hAnsi="Calibri"/>
+                <w:color w:val="1A202C"/>
+                <w:sz w:val="19"/>
+              </w:rPr>
+              <w:t>Process 6.0 serializes D4 records into downloadable CSV stream</w:t>
+            </w:r>
+          </w:p>
+        </w:tc>
+        <w:tc>
+          <w:tcPr>
+            <w:tcW w:type="dxa" w:w="1008"/>
+            <w:shd w:val="clear" w:color="auto" w:fill="FFFFFF"/>
+            <w:tcMar>
+              <w:top w:w="100" w:type="dxa"/>
+              <w:bottom w:w="100" w:type="dxa"/>
+              <w:left w:w="140" w:type="dxa"/>
+              <w:right w:w="140" w:type="dxa"/>
+            </w:tcMar>
+          </w:tcPr>
+          <w:p>
+            <w:pPr>
+              <w:spacing w:before="0" w:after="0" w:line="276" w:lineRule="auto"/>
+              <w:jc w:val="left"/>
+            </w:pPr>
+            <w:r>
+              <w:rPr>
+                <w:rFonts w:ascii="Calibri" w:hAnsi="Calibri"/>
+                <w:color w:val="1A202C"/>
+                <w:sz w:val="19"/>
+              </w:rPr>
+              <w:t>Pass</w:t>
+            </w:r>
+          </w:p>
+        </w:tc>
+      </w:tr>
+    </w:tbl>
+    <w:p/>
+    <w:p>
+      <w:pPr>
+        <w:pStyle w:val="Heading2"/>
+        <w:spacing w:before="200" w:after="60"/>
+      </w:pPr>
+      <w:r>
+        <w:rPr>
+          <w:rFonts w:ascii="Calibri" w:hAnsi="Calibri"/>
+          <w:b/>
+          <w:color w:val="2C3E50"/>
+          <w:sz w:val="25"/>
+        </w:rPr>
+        <w:t>Review &amp; Viva-Voce Questions with Solutions</w:t>
       </w:r>
     </w:p>
     <w:p>
+      <w:pPr>
+        <w:spacing w:before="0" w:after="90" w:line="276" w:lineRule="auto"/>
+      </w:pPr>
       <w:r>
-        <w:t>The multi-level Data Flow Diagrams clearly demonstrate how billing information flows, transforms, and persists throughout Ledgerly. This validates the system's modular architecture and adherence to high cohesion and low coupling.</w:t>
+        <w:rPr>
+          <w:rFonts w:ascii="Calibri" w:hAnsi="Calibri"/>
+          <w:color w:val="1A202C"/>
+          <w:sz w:val="21"/>
+        </w:rPr>
+        <w:t>The following technical review questions assess core understanding of software engineering principles, web runtime behavior, and architecture applied in this experiment:</w:t>
+      </w:r>
+    </w:p>
+    <w:p>
+      <w:pPr>
+        <w:spacing w:before="120" w:after="40" w:line="276" w:lineRule="auto"/>
+      </w:pPr>
+      <w:r>
+        <w:rPr>
+          <w:rFonts w:ascii="Calibri" w:hAnsi="Calibri"/>
+          <w:b/>
+          <w:color w:val="1B4D4B"/>
+          <w:sz w:val="21"/>
+        </w:rPr>
+        <w:t>Q1. What is the difference between a Data Flow Diagram and a Program Flowchart?</w:t>
+      </w:r>
+    </w:p>
+    <w:p>
+      <w:pPr>
+        <w:spacing w:before="0" w:after="120" w:line="276" w:lineRule="auto"/>
+      </w:pPr>
+      <w:r>
+        <w:rPr>
+          <w:rFonts w:ascii="Calibri" w:hAnsi="Calibri"/>
+          <w:b/>
+          <w:color w:val="2C3E50"/>
+          <w:sz w:val="20"/>
+        </w:rPr>
+        <w:t xml:space="preserve">Answer: </w:t>
+      </w:r>
+      <w:r>
+        <w:rPr>
+          <w:rFonts w:ascii="Calibri" w:hAnsi="Calibri"/>
+          <w:color w:val="1A202C"/>
+          <w:sz w:val="20"/>
+        </w:rPr>
+        <w:t>A DFD models the flow of DATA through processes without implying sequence, loops, or timing. A flowchart models the control flow, execution order, and conditional branching of an algorithm within a program.</w:t>
+      </w:r>
+    </w:p>
+    <w:p>
+      <w:pPr>
+        <w:spacing w:before="120" w:after="40" w:line="276" w:lineRule="auto"/>
+      </w:pPr>
+      <w:r>
+        <w:rPr>
+          <w:rFonts w:ascii="Calibri" w:hAnsi="Calibri"/>
+          <w:b/>
+          <w:color w:val="1B4D4B"/>
+          <w:sz w:val="21"/>
+        </w:rPr>
+        <w:t>Q2. What constitutes a 'Black Hole' error in DFD modeling?</w:t>
+      </w:r>
+    </w:p>
+    <w:p>
+      <w:pPr>
+        <w:spacing w:before="0" w:after="120" w:line="276" w:lineRule="auto"/>
+      </w:pPr>
+      <w:r>
+        <w:rPr>
+          <w:rFonts w:ascii="Calibri" w:hAnsi="Calibri"/>
+          <w:b/>
+          <w:color w:val="2C3E50"/>
+          <w:sz w:val="20"/>
+        </w:rPr>
+        <w:t xml:space="preserve">Answer: </w:t>
+      </w:r>
+      <w:r>
+        <w:rPr>
+          <w:rFonts w:ascii="Calibri" w:hAnsi="Calibri"/>
+          <w:color w:val="1A202C"/>
+          <w:sz w:val="20"/>
+        </w:rPr>
+        <w:t>A Black Hole occurs when a process receives input data flows but produces zero output data flows. This violates data conservation because data enters the process and disappears without transformation.</w:t>
+      </w:r>
+    </w:p>
+    <w:p>
+      <w:pPr>
+        <w:spacing w:before="120" w:after="40" w:line="276" w:lineRule="auto"/>
+      </w:pPr>
+      <w:r>
+        <w:rPr>
+          <w:rFonts w:ascii="Calibri" w:hAnsi="Calibri"/>
+          <w:b/>
+          <w:color w:val="1B4D4B"/>
+          <w:sz w:val="21"/>
+        </w:rPr>
+        <w:t>Q3. What constitutes a 'Miracle' error in DFD modeling?</w:t>
+      </w:r>
+    </w:p>
+    <w:p>
+      <w:pPr>
+        <w:spacing w:before="0" w:after="120" w:line="276" w:lineRule="auto"/>
+      </w:pPr>
+      <w:r>
+        <w:rPr>
+          <w:rFonts w:ascii="Calibri" w:hAnsi="Calibri"/>
+          <w:b/>
+          <w:color w:val="2C3E50"/>
+          <w:sz w:val="20"/>
+        </w:rPr>
+        <w:t xml:space="preserve">Answer: </w:t>
+      </w:r>
+      <w:r>
+        <w:rPr>
+          <w:rFonts w:ascii="Calibri" w:hAnsi="Calibri"/>
+          <w:color w:val="1A202C"/>
+          <w:sz w:val="20"/>
+        </w:rPr>
+        <w:t>A Miracle error occurs when a process generates output data flows without having received any input data flows. A process cannot generate output data spontaneously without source inputs.</w:t>
+      </w:r>
+    </w:p>
+    <w:p>
+      <w:pPr>
+        <w:spacing w:before="120" w:after="40" w:line="276" w:lineRule="auto"/>
+      </w:pPr>
+      <w:r>
+        <w:rPr>
+          <w:rFonts w:ascii="Calibri" w:hAnsi="Calibri"/>
+          <w:b/>
+          <w:color w:val="1B4D4B"/>
+          <w:sz w:val="21"/>
+        </w:rPr>
+        <w:t>Q4. Explain the principle of DFD Level Balancing.</w:t>
+      </w:r>
+    </w:p>
+    <w:p>
+      <w:pPr>
+        <w:spacing w:before="0" w:after="120" w:line="276" w:lineRule="auto"/>
+      </w:pPr>
+      <w:r>
+        <w:rPr>
+          <w:rFonts w:ascii="Calibri" w:hAnsi="Calibri"/>
+          <w:b/>
+          <w:color w:val="2C3E50"/>
+          <w:sz w:val="20"/>
+        </w:rPr>
+        <w:t xml:space="preserve">Answer: </w:t>
+      </w:r>
+      <w:r>
+        <w:rPr>
+          <w:rFonts w:ascii="Calibri" w:hAnsi="Calibri"/>
+          <w:color w:val="1A202C"/>
+          <w:sz w:val="20"/>
+        </w:rPr>
+        <w:t>Level balancing requires that all input and output data flows crossing the boundary of a parent process must precisely match the inputs and outputs crossing the boundary of its decomposed child DFD diagram.</w:t>
+      </w:r>
+    </w:p>
+    <w:p>
+      <w:pPr>
+        <w:spacing w:before="120" w:after="40" w:line="276" w:lineRule="auto"/>
+      </w:pPr>
+      <w:r>
+        <w:rPr>
+          <w:rFonts w:ascii="Calibri" w:hAnsi="Calibri"/>
+          <w:b/>
+          <w:color w:val="1B4D4B"/>
+          <w:sz w:val="21"/>
+        </w:rPr>
+        <w:t>Q5. Why can't data flow directly between two Data Stores in a DFD?</w:t>
+      </w:r>
+    </w:p>
+    <w:p>
+      <w:pPr>
+        <w:spacing w:before="0" w:after="120" w:line="276" w:lineRule="auto"/>
+      </w:pPr>
+      <w:r>
+        <w:rPr>
+          <w:rFonts w:ascii="Calibri" w:hAnsi="Calibri"/>
+          <w:b/>
+          <w:color w:val="2C3E50"/>
+          <w:sz w:val="20"/>
+        </w:rPr>
+        <w:t xml:space="preserve">Answer: </w:t>
+      </w:r>
+      <w:r>
+        <w:rPr>
+          <w:rFonts w:ascii="Calibri" w:hAnsi="Calibri"/>
+          <w:color w:val="1A202C"/>
+          <w:sz w:val="20"/>
+        </w:rPr>
+        <w:t>Data stores are passive repositories of data. They cannot autonomously initiate read/write actions or transport data; an active software process is always required to read data from one store and write it to another.</w:t>
+      </w:r>
+    </w:p>
+    <w:p>
+      <w:pPr>
+        <w:pStyle w:val="Heading2"/>
+        <w:spacing w:before="200" w:after="60"/>
+      </w:pPr>
+      <w:r>
+        <w:rPr>
+          <w:rFonts w:ascii="Calibri" w:hAnsi="Calibri"/>
+          <w:b/>
+          <w:color w:val="2C3E50"/>
+          <w:sz w:val="25"/>
+        </w:rPr>
+        <w:t>Conclusion &amp; Learning Outcomes</w:t>
+      </w:r>
+    </w:p>
+    <w:p>
+      <w:pPr>
+        <w:spacing w:before="0" w:after="90" w:line="276" w:lineRule="auto"/>
+      </w:pPr>
+      <w:r>
+        <w:rPr>
+          <w:rFonts w:ascii="Calibri" w:hAnsi="Calibri"/>
+          <w:color w:val="1A202C"/>
+          <w:sz w:val="21"/>
+        </w:rPr>
+        <w:t>Experiment 6 modeled the complete information processing architecture of Ledgerly using hierarchical Data Flow Diagrams (Levels 0, 1, and 2) and a formal Data Dictionary. The balanced decomposition verifies that all financial data transformations adhere strictly to data conservation principles.</w:t>
       </w:r>
     </w:p>
     <w:sectPr>
+      <w:headerReference w:type="default" r:id="rId9"/>
+      <w:footerReference w:type="default" r:id="rId10"/>
       <w:pgSz w:w="12240" w:h="15840"/>
-      <w:pgMar w:top="1440" w:right="1800" w:bottom="1440" w:left="1800" w:header="720" w:footer="720" w:gutter="0"/>
+      <w:pgMar w:top="1440" w:right="1440" w:bottom="1440" w:left="1440" w:header="720" w:footer="720" w:gutter="0"/>
       <w:cols w:space="720"/>
       <w:docGrid w:linePitch="360"/>
     </w:sectPr>
   </w:body>
 </w:document>
+</file>
+
+<file path=word/footer1.xml><?xml version="1.0" encoding="utf-8"?>
+<w:ftr xmlns:m="http://schemas.openxmlformats.org/officeDocument/2006/math" xmlns:mc="http://schemas.openxmlformats.org/markup-compatibility/2006" xmlns:mo="http://schemas.microsoft.com/office/mac/office/2008/main" xmlns:mv="urn:schemas-microsoft-com:mac:vml" xmlns:o="urn:schemas-microsoft-com:office:office" xmlns:r="http://schemas.openxmlformats.org/officeDocument/2006/relationships" xmlns:v="urn:schemas-microsoft-com:vml" xmlns:w10="urn:schemas-microsoft-com:office:word" xmlns:w14="http://schemas.microsoft.com/office/word/2010/wordml" xmlns:w="http://schemas.openxmlformats.org/wordprocessingml/2006/main" xmlns:wne="http://schemas.microsoft.com/office/word/2006/wordml" xmlns:wp14="http://schemas.microsoft.com/office/word/2010/wordprocessingDrawing" xmlns:wp="http://schemas.openxmlformats.org/drawingml/2006/wordprocessingDrawing" xmlns:wpc="http://schemas.microsoft.com/office/word/2010/wordprocessingCanvas" xmlns:wpg="http://schemas.microsoft.com/office/word/2010/wordprocessingGroup" xmlns:wpi="http://schemas.microsoft.com/office/word/2010/wordprocessingInk" xmlns:wps="http://schemas.microsoft.com/office/word/2010/wordprocessingShape" mc:Ignorable="w14 wp14">
+  <w:p>
+    <w:pPr>
+      <w:pStyle w:val="Footer"/>
+      <w:jc w:val="both"/>
+    </w:pPr>
+    <w:r>
+      <w:rPr>
+        <w:rFonts w:ascii="Calibri" w:hAnsi="Calibri"/>
+        <w:color w:val="718096"/>
+        <w:sz w:val="17"/>
+      </w:rPr>
+      <w:t>Project Case Study: Ledgerly PWA</w:t>
+      <w:tab/>
+      <w:tab/>
+      <w:t>Academic Year 2026-27</w:t>
+    </w:r>
+  </w:p>
+</w:ftr>
+</file>
+
+<file path=word/header1.xml><?xml version="1.0" encoding="utf-8"?>
+<w:hdr xmlns:m="http://schemas.openxmlformats.org/officeDocument/2006/math" xmlns:mc="http://schemas.openxmlformats.org/markup-compatibility/2006" xmlns:mo="http://schemas.microsoft.com/office/mac/office/2008/main" xmlns:mv="urn:schemas-microsoft-com:mac:vml" xmlns:o="urn:schemas-microsoft-com:office:office" xmlns:r="http://schemas.openxmlformats.org/officeDocument/2006/relationships" xmlns:v="urn:schemas-microsoft-com:vml" xmlns:w10="urn:schemas-microsoft-com:office:word" xmlns:w14="http://schemas.microsoft.com/office/word/2010/wordml" xmlns:w="http://schemas.openxmlformats.org/wordprocessingml/2006/main" xmlns:wne="http://schemas.microsoft.com/office/word/2006/wordml" xmlns:wp14="http://schemas.microsoft.com/office/word/2010/wordprocessingDrawing" xmlns:wp="http://schemas.openxmlformats.org/drawingml/2006/wordprocessingDrawing" xmlns:wpc="http://schemas.microsoft.com/office/word/2010/wordprocessingCanvas" xmlns:wpg="http://schemas.microsoft.com/office/word/2010/wordprocessingGroup" xmlns:wpi="http://schemas.microsoft.com/office/word/2010/wordprocessingInk" xmlns:wps="http://schemas.microsoft.com/office/word/2010/wordprocessingShape" mc:Ignorable="w14 wp14">
+  <w:p>
+    <w:pPr>
+      <w:pStyle w:val="Header"/>
+      <w:jc w:val="right"/>
+    </w:pPr>
+    <w:r>
+      <w:rPr>
+        <w:rFonts w:ascii="Calibri" w:hAnsi="Calibri"/>
+        <w:color w:val="718096"/>
+        <w:sz w:val="17"/>
+      </w:rPr>
+      <w:t>Department of Computer Engineering  |  WDL Lab (CMPN Div C)</w:t>
+    </w:r>
+  </w:p>
+</w:hdr>
 </file>
 
 <file path=word/numbering.xml><?xml version="1.0" encoding="utf-8"?>
